--- a/tools/l30-bas/practical-sheets/L30_FRM_I01_Incident_Review_Template.docx
+++ b/tools/l30-bas/practical-sheets/L30_FRM_I01_Incident_Review_Template.docx
@@ -4,33 +4,39 @@
   <w:body>
     <w:p>
       <w:pPr>
+        <w:spacing w:line="252" w:lineRule="auto" w:before="0" w:after="40"/>
         <w:jc w:val="center"/>
       </w:pPr>
       <w:r>
         <w:rPr>
+          <w:rFonts w:ascii="Aptos" w:hAnsi="Aptos" w:eastAsia="Yu Gothic"/>
           <w:b/>
-          <w:sz w:val="32"/>
+          <w:color w:val="1F4E79"/>
+          <w:sz w:val="31"/>
         </w:rPr>
         <w:t>L30_FRM_I01: Incident_Review_Template</w:t>
       </w:r>
     </w:p>
     <w:p>
       <w:pPr>
+        <w:spacing w:line="252" w:lineRule="auto" w:before="0" w:after="140"/>
         <w:jc w:val="center"/>
       </w:pPr>
       <w:r>
         <w:rPr>
+          <w:rFonts w:ascii="Aptos" w:hAnsi="Aptos" w:eastAsia="Yu Gothic"/>
+          <w:b/>
           <w:i/>
-          <w:sz w:val="20"/>
+          <w:color w:val="5B6770"/>
+          <w:sz w:val="19"/>
         </w:rPr>
         <w:t>L30_FRM Practical Sheet</w:t>
       </w:r>
     </w:p>
-    <w:p/>
     <w:tbl>
       <w:tblPr>
         <w:tblStyle w:val="TableGrid"/>
-        <w:tblW w:type="auto" w:w="0"/>
+        <w:tblW w:type="pct" w:w="5000"/>
         <w:jc w:val="center"/>
         <w:tblLook w:firstColumn="1" w:firstRow="1" w:lastColumn="0" w:lastRow="0" w:noHBand="0" w:noVBand="1" w:val="04A0"/>
       </w:tblPr>
@@ -39,17 +45,39 @@
         <w:gridCol w:w="5103"/>
       </w:tblGrid>
       <w:tr>
+        <w:trPr>
+          <w:trHeight w:val="363" w:hRule="atLeast"/>
+        </w:trPr>
         <w:tc>
           <w:tcPr>
             <w:tcW w:type="dxa" w:w="5103"/>
             <w:vAlign w:val="center"/>
+            <w:tcMar>
+              <w:top w:w="70" w:type="dxa"/>
+              <w:start w:w="100" w:type="dxa"/>
+              <w:bottom w:w="70" w:type="dxa"/>
+              <w:end w:w="100" w:type="dxa"/>
+            </w:tcMar>
+            <w:shd w:fill="EAF2F8"/>
           </w:tcPr>
           <w:p>
-            <w:r/>
+            <w:pPr>
+              <w:spacing w:before="0" w:after="0"/>
+            </w:pPr>
             <w:r>
               <w:rPr>
+                <w:rFonts w:ascii="Aptos" w:hAnsi="Aptos" w:eastAsia="Yu Gothic"/>
                 <w:b/>
-                <w:sz w:val="16"/>
+                <w:color w:val="1F4E79"/>
+                <w:sz w:val="17"/>
+              </w:rPr>
+            </w:r>
+            <w:r>
+              <w:rPr>
+                <w:rFonts w:ascii="Aptos" w:hAnsi="Aptos" w:eastAsia="Yu Gothic"/>
+                <w:b/>
+                <w:color w:val="1F4E79"/>
+                <w:sz w:val="17"/>
               </w:rPr>
               <w:t>Document_ID</w:t>
             </w:r>
@@ -59,13 +87,32 @@
           <w:tcPr>
             <w:tcW w:type="dxa" w:w="5103"/>
             <w:vAlign w:val="center"/>
+            <w:tcMar>
+              <w:top w:w="70" w:type="dxa"/>
+              <w:start w:w="100" w:type="dxa"/>
+              <w:bottom w:w="70" w:type="dxa"/>
+              <w:end w:w="100" w:type="dxa"/>
+            </w:tcMar>
+            <w:shd w:fill="FFFFFF"/>
           </w:tcPr>
           <w:p>
-            <w:r/>
+            <w:pPr>
+              <w:spacing w:before="0" w:after="0"/>
+            </w:pPr>
             <w:r>
               <w:rPr>
+                <w:rFonts w:ascii="Aptos" w:hAnsi="Aptos" w:eastAsia="Yu Gothic"/>
                 <w:b w:val="0"/>
-                <w:sz w:val="16"/>
+                <w:color w:val="000000"/>
+                <w:sz w:val="17"/>
+              </w:rPr>
+            </w:r>
+            <w:r>
+              <w:rPr>
+                <w:rFonts w:ascii="Aptos" w:hAnsi="Aptos" w:eastAsia="Yu Gothic"/>
+                <w:b w:val="0"/>
+                <w:color w:val="000000"/>
+                <w:sz w:val="17"/>
               </w:rPr>
               <w:t>L30_FRM_I01</w:t>
             </w:r>
@@ -73,17 +120,39 @@
         </w:tc>
       </w:tr>
       <w:tr>
+        <w:trPr>
+          <w:trHeight w:val="363" w:hRule="atLeast"/>
+        </w:trPr>
         <w:tc>
           <w:tcPr>
             <w:tcW w:type="dxa" w:w="5103"/>
             <w:vAlign w:val="center"/>
+            <w:tcMar>
+              <w:top w:w="70" w:type="dxa"/>
+              <w:start w:w="100" w:type="dxa"/>
+              <w:bottom w:w="70" w:type="dxa"/>
+              <w:end w:w="100" w:type="dxa"/>
+            </w:tcMar>
+            <w:shd w:fill="EAF2F8"/>
           </w:tcPr>
           <w:p>
-            <w:r/>
+            <w:pPr>
+              <w:spacing w:before="0" w:after="0"/>
+            </w:pPr>
             <w:r>
               <w:rPr>
+                <w:rFonts w:ascii="Aptos" w:hAnsi="Aptos" w:eastAsia="Yu Gothic"/>
                 <w:b/>
-                <w:sz w:val="16"/>
+                <w:color w:val="1F4E79"/>
+                <w:sz w:val="17"/>
+              </w:rPr>
+            </w:r>
+            <w:r>
+              <w:rPr>
+                <w:rFonts w:ascii="Aptos" w:hAnsi="Aptos" w:eastAsia="Yu Gothic"/>
+                <w:b/>
+                <w:color w:val="1F4E79"/>
+                <w:sz w:val="17"/>
               </w:rPr>
               <w:t>Version</w:t>
             </w:r>
@@ -93,13 +162,32 @@
           <w:tcPr>
             <w:tcW w:type="dxa" w:w="5103"/>
             <w:vAlign w:val="center"/>
+            <w:tcMar>
+              <w:top w:w="70" w:type="dxa"/>
+              <w:start w:w="100" w:type="dxa"/>
+              <w:bottom w:w="70" w:type="dxa"/>
+              <w:end w:w="100" w:type="dxa"/>
+            </w:tcMar>
+            <w:shd w:fill="FFFFFF"/>
           </w:tcPr>
           <w:p>
-            <w:r/>
+            <w:pPr>
+              <w:spacing w:before="0" w:after="0"/>
+            </w:pPr>
             <w:r>
               <w:rPr>
+                <w:rFonts w:ascii="Aptos" w:hAnsi="Aptos" w:eastAsia="Yu Gothic"/>
                 <w:b w:val="0"/>
-                <w:sz w:val="16"/>
+                <w:color w:val="000000"/>
+                <w:sz w:val="17"/>
+              </w:rPr>
+            </w:r>
+            <w:r>
+              <w:rPr>
+                <w:rFonts w:ascii="Aptos" w:hAnsi="Aptos" w:eastAsia="Yu Gothic"/>
+                <w:b w:val="0"/>
+                <w:color w:val="000000"/>
+                <w:sz w:val="17"/>
               </w:rPr>
               <w:t>1.0.1</w:t>
             </w:r>
@@ -107,17 +195,39 @@
         </w:tc>
       </w:tr>
       <w:tr>
+        <w:trPr>
+          <w:trHeight w:val="363" w:hRule="atLeast"/>
+        </w:trPr>
         <w:tc>
           <w:tcPr>
             <w:tcW w:type="dxa" w:w="5103"/>
             <w:vAlign w:val="center"/>
+            <w:tcMar>
+              <w:top w:w="70" w:type="dxa"/>
+              <w:start w:w="100" w:type="dxa"/>
+              <w:bottom w:w="70" w:type="dxa"/>
+              <w:end w:w="100" w:type="dxa"/>
+            </w:tcMar>
+            <w:shd w:fill="EAF2F8"/>
           </w:tcPr>
           <w:p>
-            <w:r/>
+            <w:pPr>
+              <w:spacing w:before="0" w:after="0"/>
+            </w:pPr>
             <w:r>
               <w:rPr>
+                <w:rFonts w:ascii="Aptos" w:hAnsi="Aptos" w:eastAsia="Yu Gothic"/>
                 <w:b/>
-                <w:sz w:val="16"/>
+                <w:color w:val="1F4E79"/>
+                <w:sz w:val="17"/>
+              </w:rPr>
+            </w:r>
+            <w:r>
+              <w:rPr>
+                <w:rFonts w:ascii="Aptos" w:hAnsi="Aptos" w:eastAsia="Yu Gothic"/>
+                <w:b/>
+                <w:color w:val="1F4E79"/>
+                <w:sz w:val="17"/>
               </w:rPr>
               <w:t>Review_Date</w:t>
             </w:r>
@@ -127,13 +237,32 @@
           <w:tcPr>
             <w:tcW w:type="dxa" w:w="5103"/>
             <w:vAlign w:val="center"/>
+            <w:tcMar>
+              <w:top w:w="70" w:type="dxa"/>
+              <w:start w:w="100" w:type="dxa"/>
+              <w:bottom w:w="70" w:type="dxa"/>
+              <w:end w:w="100" w:type="dxa"/>
+            </w:tcMar>
+            <w:shd w:fill="FFFFFF"/>
           </w:tcPr>
           <w:p>
-            <w:r/>
+            <w:pPr>
+              <w:spacing w:before="0" w:after="0"/>
+            </w:pPr>
             <w:r>
               <w:rPr>
+                <w:rFonts w:ascii="Aptos" w:hAnsi="Aptos" w:eastAsia="Yu Gothic"/>
                 <w:b w:val="0"/>
-                <w:sz w:val="16"/>
+                <w:color w:val="000000"/>
+                <w:sz w:val="17"/>
+              </w:rPr>
+            </w:r>
+            <w:r>
+              <w:rPr>
+                <w:rFonts w:ascii="Aptos" w:hAnsi="Aptos" w:eastAsia="Yu Gothic"/>
+                <w:b w:val="0"/>
+                <w:color w:val="000000"/>
+                <w:sz w:val="17"/>
               </w:rPr>
               <w:t>____________________________</w:t>
             </w:r>
@@ -141,17 +270,39 @@
         </w:tc>
       </w:tr>
       <w:tr>
+        <w:trPr>
+          <w:trHeight w:val="363" w:hRule="atLeast"/>
+        </w:trPr>
         <w:tc>
           <w:tcPr>
             <w:tcW w:type="dxa" w:w="5103"/>
             <w:vAlign w:val="center"/>
+            <w:tcMar>
+              <w:top w:w="70" w:type="dxa"/>
+              <w:start w:w="100" w:type="dxa"/>
+              <w:bottom w:w="70" w:type="dxa"/>
+              <w:end w:w="100" w:type="dxa"/>
+            </w:tcMar>
+            <w:shd w:fill="EAF2F8"/>
           </w:tcPr>
           <w:p>
-            <w:r/>
+            <w:pPr>
+              <w:spacing w:before="0" w:after="0"/>
+            </w:pPr>
             <w:r>
               <w:rPr>
+                <w:rFonts w:ascii="Aptos" w:hAnsi="Aptos" w:eastAsia="Yu Gothic"/>
                 <w:b/>
-                <w:sz w:val="16"/>
+                <w:color w:val="1F4E79"/>
+                <w:sz w:val="17"/>
+              </w:rPr>
+            </w:r>
+            <w:r>
+              <w:rPr>
+                <w:rFonts w:ascii="Aptos" w:hAnsi="Aptos" w:eastAsia="Yu Gothic"/>
+                <w:b/>
+                <w:color w:val="1F4E79"/>
+                <w:sz w:val="17"/>
               </w:rPr>
               <w:t>Reviewer_or_Organization</w:t>
             </w:r>
@@ -161,13 +312,32 @@
           <w:tcPr>
             <w:tcW w:type="dxa" w:w="5103"/>
             <w:vAlign w:val="center"/>
+            <w:tcMar>
+              <w:top w:w="70" w:type="dxa"/>
+              <w:start w:w="100" w:type="dxa"/>
+              <w:bottom w:w="70" w:type="dxa"/>
+              <w:end w:w="100" w:type="dxa"/>
+            </w:tcMar>
+            <w:shd w:fill="FFFFFF"/>
           </w:tcPr>
           <w:p>
-            <w:r/>
+            <w:pPr>
+              <w:spacing w:before="0" w:after="0"/>
+            </w:pPr>
             <w:r>
               <w:rPr>
+                <w:rFonts w:ascii="Aptos" w:hAnsi="Aptos" w:eastAsia="Yu Gothic"/>
                 <w:b w:val="0"/>
-                <w:sz w:val="16"/>
+                <w:color w:val="000000"/>
+                <w:sz w:val="17"/>
+              </w:rPr>
+            </w:r>
+            <w:r>
+              <w:rPr>
+                <w:rFonts w:ascii="Aptos" w:hAnsi="Aptos" w:eastAsia="Yu Gothic"/>
+                <w:b w:val="0"/>
+                <w:color w:val="000000"/>
+                <w:sz w:val="17"/>
               </w:rPr>
               <w:t>____________________________</w:t>
             </w:r>
@@ -175,17 +345,39 @@
         </w:tc>
       </w:tr>
       <w:tr>
+        <w:trPr>
+          <w:trHeight w:val="363" w:hRule="atLeast"/>
+        </w:trPr>
         <w:tc>
           <w:tcPr>
             <w:tcW w:type="dxa" w:w="5103"/>
             <w:vAlign w:val="center"/>
+            <w:tcMar>
+              <w:top w:w="70" w:type="dxa"/>
+              <w:start w:w="100" w:type="dxa"/>
+              <w:bottom w:w="70" w:type="dxa"/>
+              <w:end w:w="100" w:type="dxa"/>
+            </w:tcMar>
+            <w:shd w:fill="EAF2F8"/>
           </w:tcPr>
           <w:p>
-            <w:r/>
+            <w:pPr>
+              <w:spacing w:before="0" w:after="0"/>
+            </w:pPr>
             <w:r>
               <w:rPr>
+                <w:rFonts w:ascii="Aptos" w:hAnsi="Aptos" w:eastAsia="Yu Gothic"/>
                 <w:b/>
-                <w:sz w:val="16"/>
+                <w:color w:val="1F4E79"/>
+                <w:sz w:val="17"/>
+              </w:rPr>
+            </w:r>
+            <w:r>
+              <w:rPr>
+                <w:rFonts w:ascii="Aptos" w:hAnsi="Aptos" w:eastAsia="Yu Gothic"/>
+                <w:b/>
+                <w:color w:val="1F4E79"/>
+                <w:sz w:val="17"/>
               </w:rPr>
               <w:t>System_or_Case_ID</w:t>
             </w:r>
@@ -195,13 +387,32 @@
           <w:tcPr>
             <w:tcW w:type="dxa" w:w="5103"/>
             <w:vAlign w:val="center"/>
+            <w:tcMar>
+              <w:top w:w="70" w:type="dxa"/>
+              <w:start w:w="100" w:type="dxa"/>
+              <w:bottom w:w="70" w:type="dxa"/>
+              <w:end w:w="100" w:type="dxa"/>
+            </w:tcMar>
+            <w:shd w:fill="FFFFFF"/>
           </w:tcPr>
           <w:p>
-            <w:r/>
+            <w:pPr>
+              <w:spacing w:before="0" w:after="0"/>
+            </w:pPr>
             <w:r>
               <w:rPr>
+                <w:rFonts w:ascii="Aptos" w:hAnsi="Aptos" w:eastAsia="Yu Gothic"/>
                 <w:b w:val="0"/>
-                <w:sz w:val="16"/>
+                <w:color w:val="000000"/>
+                <w:sz w:val="17"/>
+              </w:rPr>
+            </w:r>
+            <w:r>
+              <w:rPr>
+                <w:rFonts w:ascii="Aptos" w:hAnsi="Aptos" w:eastAsia="Yu Gothic"/>
+                <w:b w:val="0"/>
+                <w:color w:val="000000"/>
+                <w:sz w:val="17"/>
               </w:rPr>
               <w:t>____________________________</w:t>
             </w:r>
@@ -209,17 +420,39 @@
         </w:tc>
       </w:tr>
       <w:tr>
+        <w:trPr>
+          <w:trHeight w:val="363" w:hRule="atLeast"/>
+        </w:trPr>
         <w:tc>
           <w:tcPr>
             <w:tcW w:type="dxa" w:w="5103"/>
             <w:vAlign w:val="center"/>
+            <w:tcMar>
+              <w:top w:w="70" w:type="dxa"/>
+              <w:start w:w="100" w:type="dxa"/>
+              <w:bottom w:w="70" w:type="dxa"/>
+              <w:end w:w="100" w:type="dxa"/>
+            </w:tcMar>
+            <w:shd w:fill="EAF2F8"/>
           </w:tcPr>
           <w:p>
-            <w:r/>
+            <w:pPr>
+              <w:spacing w:before="0" w:after="0"/>
+            </w:pPr>
             <w:r>
               <w:rPr>
+                <w:rFonts w:ascii="Aptos" w:hAnsi="Aptos" w:eastAsia="Yu Gothic"/>
                 <w:b/>
-                <w:sz w:val="16"/>
+                <w:color w:val="1F4E79"/>
+                <w:sz w:val="17"/>
+              </w:rPr>
+            </w:r>
+            <w:r>
+              <w:rPr>
+                <w:rFonts w:ascii="Aptos" w:hAnsi="Aptos" w:eastAsia="Yu Gothic"/>
+                <w:b/>
+                <w:color w:val="1F4E79"/>
+                <w:sz w:val="17"/>
               </w:rPr>
               <w:t>Incident_or_Concern_Date</w:t>
             </w:r>
@@ -229,13 +462,32 @@
           <w:tcPr>
             <w:tcW w:type="dxa" w:w="5103"/>
             <w:vAlign w:val="center"/>
+            <w:tcMar>
+              <w:top w:w="70" w:type="dxa"/>
+              <w:start w:w="100" w:type="dxa"/>
+              <w:bottom w:w="70" w:type="dxa"/>
+              <w:end w:w="100" w:type="dxa"/>
+            </w:tcMar>
+            <w:shd w:fill="FFFFFF"/>
           </w:tcPr>
           <w:p>
-            <w:r/>
+            <w:pPr>
+              <w:spacing w:before="0" w:after="0"/>
+            </w:pPr>
             <w:r>
               <w:rPr>
+                <w:rFonts w:ascii="Aptos" w:hAnsi="Aptos" w:eastAsia="Yu Gothic"/>
                 <w:b w:val="0"/>
-                <w:sz w:val="16"/>
+                <w:color w:val="000000"/>
+                <w:sz w:val="17"/>
+              </w:rPr>
+            </w:r>
+            <w:r>
+              <w:rPr>
+                <w:rFonts w:ascii="Aptos" w:hAnsi="Aptos" w:eastAsia="Yu Gothic"/>
+                <w:b w:val="0"/>
+                <w:color w:val="000000"/>
+                <w:sz w:val="17"/>
               </w:rPr>
               <w:t>____________________________</w:t>
             </w:r>
@@ -243,17 +495,39 @@
         </w:tc>
       </w:tr>
       <w:tr>
+        <w:trPr>
+          <w:trHeight w:val="363" w:hRule="atLeast"/>
+        </w:trPr>
         <w:tc>
           <w:tcPr>
             <w:tcW w:type="dxa" w:w="5103"/>
             <w:vAlign w:val="center"/>
+            <w:tcMar>
+              <w:top w:w="70" w:type="dxa"/>
+              <w:start w:w="100" w:type="dxa"/>
+              <w:bottom w:w="70" w:type="dxa"/>
+              <w:end w:w="100" w:type="dxa"/>
+            </w:tcMar>
+            <w:shd w:fill="EAF2F8"/>
           </w:tcPr>
           <w:p>
-            <w:r/>
+            <w:pPr>
+              <w:spacing w:before="0" w:after="0"/>
+            </w:pPr>
             <w:r>
               <w:rPr>
+                <w:rFonts w:ascii="Aptos" w:hAnsi="Aptos" w:eastAsia="Yu Gothic"/>
                 <w:b/>
-                <w:sz w:val="16"/>
+                <w:color w:val="1F4E79"/>
+                <w:sz w:val="17"/>
+              </w:rPr>
+            </w:r>
+            <w:r>
+              <w:rPr>
+                <w:rFonts w:ascii="Aptos" w:hAnsi="Aptos" w:eastAsia="Yu Gothic"/>
+                <w:b/>
+                <w:color w:val="1F4E79"/>
+                <w:sz w:val="17"/>
               </w:rPr>
               <w:t>Purpose</w:t>
             </w:r>
@@ -263,13 +537,32 @@
           <w:tcPr>
             <w:tcW w:type="dxa" w:w="5103"/>
             <w:vAlign w:val="center"/>
+            <w:tcMar>
+              <w:top w:w="70" w:type="dxa"/>
+              <w:start w:w="100" w:type="dxa"/>
+              <w:bottom w:w="70" w:type="dxa"/>
+              <w:end w:w="100" w:type="dxa"/>
+            </w:tcMar>
+            <w:shd w:fill="FFFFFF"/>
           </w:tcPr>
           <w:p>
-            <w:r/>
+            <w:pPr>
+              <w:spacing w:before="0" w:after="0"/>
+            </w:pPr>
             <w:r>
               <w:rPr>
+                <w:rFonts w:ascii="Aptos" w:hAnsi="Aptos" w:eastAsia="Yu Gothic"/>
                 <w:b w:val="0"/>
-                <w:sz w:val="16"/>
+                <w:color w:val="000000"/>
+                <w:sz w:val="17"/>
+              </w:rPr>
+            </w:r>
+            <w:r>
+              <w:rPr>
+                <w:rFonts w:ascii="Aptos" w:hAnsi="Aptos" w:eastAsia="Yu Gothic"/>
+                <w:b w:val="0"/>
+                <w:color w:val="000000"/>
+                <w:sz w:val="17"/>
               </w:rPr>
               <w:t>Post-incident or near-incident review record aligned with the LUMINA-30 Boundary Kernel.</w:t>
             </w:r>
@@ -277,17 +570,39 @@
         </w:tc>
       </w:tr>
       <w:tr>
+        <w:trPr>
+          <w:trHeight w:val="363" w:hRule="atLeast"/>
+        </w:trPr>
         <w:tc>
           <w:tcPr>
             <w:tcW w:type="dxa" w:w="5103"/>
             <w:vAlign w:val="center"/>
+            <w:tcMar>
+              <w:top w:w="70" w:type="dxa"/>
+              <w:start w:w="100" w:type="dxa"/>
+              <w:bottom w:w="70" w:type="dxa"/>
+              <w:end w:w="100" w:type="dxa"/>
+            </w:tcMar>
+            <w:shd w:fill="EAF2F8"/>
           </w:tcPr>
           <w:p>
-            <w:r/>
+            <w:pPr>
+              <w:spacing w:before="0" w:after="0"/>
+            </w:pPr>
             <w:r>
               <w:rPr>
+                <w:rFonts w:ascii="Aptos" w:hAnsi="Aptos" w:eastAsia="Yu Gothic"/>
                 <w:b/>
-                <w:sz w:val="16"/>
+                <w:color w:val="1F4E79"/>
+                <w:sz w:val="17"/>
+              </w:rPr>
+            </w:r>
+            <w:r>
+              <w:rPr>
+                <w:rFonts w:ascii="Aptos" w:hAnsi="Aptos" w:eastAsia="Yu Gothic"/>
+                <w:b/>
+                <w:color w:val="1F4E79"/>
+                <w:sz w:val="17"/>
               </w:rPr>
               <w:t>Status</w:t>
             </w:r>
@@ -297,13 +612,32 @@
           <w:tcPr>
             <w:tcW w:type="dxa" w:w="5103"/>
             <w:vAlign w:val="center"/>
+            <w:tcMar>
+              <w:top w:w="70" w:type="dxa"/>
+              <w:start w:w="100" w:type="dxa"/>
+              <w:bottom w:w="70" w:type="dxa"/>
+              <w:end w:w="100" w:type="dxa"/>
+            </w:tcMar>
+            <w:shd w:fill="FFFFFF"/>
           </w:tcPr>
           <w:p>
-            <w:r/>
+            <w:pPr>
+              <w:spacing w:before="0" w:after="0"/>
+            </w:pPr>
             <w:r>
               <w:rPr>
+                <w:rFonts w:ascii="Aptos" w:hAnsi="Aptos" w:eastAsia="Yu Gothic"/>
                 <w:b w:val="0"/>
-                <w:sz w:val="16"/>
+                <w:color w:val="000000"/>
+                <w:sz w:val="17"/>
+              </w:rPr>
+            </w:r>
+            <w:r>
+              <w:rPr>
+                <w:rFonts w:ascii="Aptos" w:hAnsi="Aptos" w:eastAsia="Yu Gothic"/>
+                <w:b w:val="0"/>
+                <w:color w:val="000000"/>
+                <w:sz w:val="17"/>
               </w:rPr>
               <w:t>Non-certification practical review form</w:t>
             </w:r>
@@ -311,34 +645,79 @@
         </w:tc>
       </w:tr>
     </w:tbl>
-    <w:p/>
     <w:p>
+      <w:pPr>
+        <w:spacing w:line="252" w:lineRule="auto" w:before="0" w:after="64"/>
+        <w:ind w:left="102" w:right="102"/>
+      </w:pPr>
       <w:r>
+        <w:rPr>
+          <w:rFonts w:ascii="Aptos" w:hAnsi="Aptos" w:eastAsia="Yu Gothic"/>
+          <w:b w:val="0"/>
+          <w:color w:val="333333"/>
+          <w:sz w:val="17"/>
+        </w:rPr>
         <w:t>Use this form after an incident, near-incident, or boundary-failure concern.</w:t>
       </w:r>
     </w:p>
     <w:p>
+      <w:pPr>
+        <w:spacing w:line="252" w:lineRule="auto" w:before="0" w:after="64"/>
+        <w:ind w:left="102" w:right="102"/>
+      </w:pPr>
       <w:r>
+        <w:rPr>
+          <w:rFonts w:ascii="Aptos" w:hAnsi="Aptos" w:eastAsia="Yu Gothic"/>
+          <w:b w:val="0"/>
+          <w:color w:val="333333"/>
+          <w:sz w:val="17"/>
+        </w:rPr>
         <w:t>The review focus is not whether the outcome later appeared beneficial, but whether effective human refusal remained possible before irreversibility.</w:t>
       </w:r>
     </w:p>
     <w:p>
       <w:pPr>
         <w:pStyle w:val="Heading1"/>
+        <w:spacing w:line="252" w:lineRule="auto" w:before="140" w:after="80"/>
+        <w:shd w:fill="DDEBF7"/>
+        <w:pBdr>
+          <w:bottom w:val="single" w:sz="8" w:space="2" w:color="9EADBD"/>
+        </w:pBdr>
       </w:pPr>
       <w:r>
+        <w:rPr>
+          <w:rFonts w:ascii="Aptos" w:hAnsi="Aptos" w:eastAsia="Yu Gothic"/>
+          <w:b/>
+          <w:color w:val="1F4E79"/>
+          <w:sz w:val="22"/>
+        </w:rPr>
         <w:t>Checklist</w:t>
       </w:r>
     </w:p>
     <w:p>
       <w:pPr>
         <w:pStyle w:val="Heading2"/>
+        <w:spacing w:line="252" w:lineRule="auto" w:before="120" w:after="60"/>
+        <w:shd w:fill="F2F6FA"/>
+        <w:pBdr>
+          <w:bottom w:val="single" w:sz="6" w:space="2" w:color="D8E1EA"/>
+        </w:pBdr>
       </w:pPr>
       <w:r>
+        <w:rPr>
+          <w:rFonts w:ascii="Aptos" w:hAnsi="Aptos" w:eastAsia="Yu Gothic"/>
+          <w:b/>
+          <w:color w:val="1F4E79"/>
+          <w:sz w:val="20"/>
+        </w:rPr>
         <w:t>Incident Context</w:t>
       </w:r>
     </w:p>
     <w:p>
+      <w:pPr>
+        <w:spacing w:line="252" w:lineRule="auto" w:before="0" w:after="72"/>
+        <w:ind w:left="329" w:hanging="238"/>
+      </w:pPr>
       <w:sdt>
         <w:sdtPr>
           <w:alias w:val="checkbox"/>
@@ -357,12 +736,19 @@
       </w:sdt>
       <w:r>
         <w:rPr>
-          <w:sz w:val="18"/>
+          <w:rFonts w:ascii="Aptos" w:hAnsi="Aptos" w:eastAsia="Yu Gothic"/>
+          <w:b w:val="0"/>
+          <w:color w:val="1A1A1A"/>
+          <w:sz w:val="17"/>
         </w:rPr>
         <w:t xml:space="preserve"> Incident date, system name, deployment context, and reviewer identity are recorded.</w:t>
       </w:r>
     </w:p>
     <w:p>
+      <w:pPr>
+        <w:spacing w:line="252" w:lineRule="auto" w:before="0" w:after="72"/>
+        <w:ind w:left="329" w:hanging="238"/>
+      </w:pPr>
       <w:sdt>
         <w:sdtPr>
           <w:alias w:val="checkbox"/>
@@ -381,12 +767,19 @@
       </w:sdt>
       <w:r>
         <w:rPr>
-          <w:sz w:val="18"/>
+          <w:rFonts w:ascii="Aptos" w:hAnsi="Aptos" w:eastAsia="Yu Gothic"/>
+          <w:b w:val="0"/>
+          <w:color w:val="1A1A1A"/>
+          <w:sz w:val="17"/>
         </w:rPr>
         <w:t xml:space="preserve"> The affected humans, institutions, jurisdictions, and system operators are identified.</w:t>
       </w:r>
     </w:p>
     <w:p>
+      <w:pPr>
+        <w:spacing w:line="252" w:lineRule="auto" w:before="0" w:after="72"/>
+        <w:ind w:left="329" w:hanging="238"/>
+      </w:pPr>
       <w:sdt>
         <w:sdtPr>
           <w:alias w:val="checkbox"/>
@@ -405,12 +798,19 @@
       </w:sdt>
       <w:r>
         <w:rPr>
-          <w:sz w:val="18"/>
+          <w:rFonts w:ascii="Aptos" w:hAnsi="Aptos" w:eastAsia="Yu Gothic"/>
+          <w:b w:val="0"/>
+          <w:color w:val="1A1A1A"/>
+          <w:sz w:val="17"/>
         </w:rPr>
         <w:t xml:space="preserve"> The incident or near-incident timeline is recorded in chronological order.</w:t>
       </w:r>
     </w:p>
     <w:p>
+      <w:pPr>
+        <w:spacing w:line="252" w:lineRule="auto" w:before="0" w:after="72"/>
+        <w:ind w:left="329" w:hanging="238"/>
+      </w:pPr>
       <w:sdt>
         <w:sdtPr>
           <w:alias w:val="checkbox"/>
@@ -429,12 +829,19 @@
       </w:sdt>
       <w:r>
         <w:rPr>
-          <w:sz w:val="18"/>
+          <w:rFonts w:ascii="Aptos" w:hAnsi="Aptos" w:eastAsia="Yu Gothic"/>
+          <w:b w:val="0"/>
+          <w:color w:val="1A1A1A"/>
+          <w:sz w:val="17"/>
         </w:rPr>
         <w:t xml:space="preserve"> The point of potential irreversibility is identified or marked Unknown.</w:t>
       </w:r>
     </w:p>
     <w:p>
+      <w:pPr>
+        <w:spacing w:line="252" w:lineRule="auto" w:before="0" w:after="72"/>
+        <w:ind w:left="329" w:hanging="238"/>
+      </w:pPr>
       <w:sdt>
         <w:sdtPr>
           <w:alias w:val="checkbox"/>
@@ -453,7 +860,10 @@
       </w:sdt>
       <w:r>
         <w:rPr>
-          <w:sz w:val="18"/>
+          <w:rFonts w:ascii="Aptos" w:hAnsi="Aptos" w:eastAsia="Yu Gothic"/>
+          <w:b w:val="0"/>
+          <w:color w:val="1A1A1A"/>
+          <w:sz w:val="17"/>
         </w:rPr>
         <w:t xml:space="preserve"> The first moment when human refusal may have become ineffective is identified or marked Unknown.</w:t>
       </w:r>
@@ -461,12 +871,27 @@
     <w:p>
       <w:pPr>
         <w:pStyle w:val="Heading2"/>
+        <w:spacing w:line="252" w:lineRule="auto" w:before="120" w:after="60"/>
+        <w:shd w:fill="F2F6FA"/>
+        <w:pBdr>
+          <w:bottom w:val="single" w:sz="6" w:space="2" w:color="D8E1EA"/>
+        </w:pBdr>
       </w:pPr>
       <w:r>
+        <w:rPr>
+          <w:rFonts w:ascii="Aptos" w:hAnsi="Aptos" w:eastAsia="Yu Gothic"/>
+          <w:b/>
+          <w:color w:val="1F4E79"/>
+          <w:sz w:val="20"/>
+        </w:rPr>
         <w:t>Refusal and Control Conditions</w:t>
       </w:r>
     </w:p>
     <w:p>
+      <w:pPr>
+        <w:spacing w:line="252" w:lineRule="auto" w:before="0" w:after="72"/>
+        <w:ind w:left="329" w:hanging="238"/>
+      </w:pPr>
       <w:sdt>
         <w:sdtPr>
           <w:alias w:val="checkbox"/>
@@ -485,12 +910,19 @@
       </w:sdt>
       <w:r>
         <w:rPr>
-          <w:sz w:val="18"/>
+          <w:rFonts w:ascii="Aptos" w:hAnsi="Aptos" w:eastAsia="Yu Gothic"/>
+          <w:b w:val="0"/>
+          <w:color w:val="1A1A1A"/>
+          <w:sz w:val="17"/>
         </w:rPr>
         <w:t xml:space="preserve"> Humans had a real ability to refuse before irreversible impact.</w:t>
       </w:r>
     </w:p>
     <w:p>
+      <w:pPr>
+        <w:spacing w:line="252" w:lineRule="auto" w:before="0" w:after="72"/>
+        <w:ind w:left="329" w:hanging="238"/>
+      </w:pPr>
       <w:sdt>
         <w:sdtPr>
           <w:alias w:val="checkbox"/>
@@ -509,12 +941,19 @@
       </w:sdt>
       <w:r>
         <w:rPr>
-          <w:sz w:val="18"/>
+          <w:rFonts w:ascii="Aptos" w:hAnsi="Aptos" w:eastAsia="Yu Gothic"/>
+          <w:b w:val="0"/>
+          <w:color w:val="1A1A1A"/>
+          <w:sz w:val="17"/>
         </w:rPr>
         <w:t xml:space="preserve"> Humans had a real ability to delay or stop the system before irreversible impact.</w:t>
       </w:r>
     </w:p>
     <w:p>
+      <w:pPr>
+        <w:spacing w:line="252" w:lineRule="auto" w:before="0" w:after="72"/>
+        <w:ind w:left="329" w:hanging="238"/>
+      </w:pPr>
       <w:sdt>
         <w:sdtPr>
           <w:alias w:val="checkbox"/>
@@ -533,12 +972,19 @@
       </w:sdt>
       <w:r>
         <w:rPr>
-          <w:sz w:val="18"/>
+          <w:rFonts w:ascii="Aptos" w:hAnsi="Aptos" w:eastAsia="Yu Gothic"/>
+          <w:b w:val="0"/>
+          <w:color w:val="1A1A1A"/>
+          <w:sz w:val="17"/>
         </w:rPr>
         <w:t xml:space="preserve"> Humans could obtain independent review before irreversible impact.</w:t>
       </w:r>
     </w:p>
     <w:p>
+      <w:pPr>
+        <w:spacing w:line="252" w:lineRule="auto" w:before="0" w:after="72"/>
+        <w:ind w:left="329" w:hanging="238"/>
+      </w:pPr>
       <w:sdt>
         <w:sdtPr>
           <w:alias w:val="checkbox"/>
@@ -557,12 +1003,19 @@
       </w:sdt>
       <w:r>
         <w:rPr>
-          <w:sz w:val="18"/>
+          <w:rFonts w:ascii="Aptos" w:hAnsi="Aptos" w:eastAsia="Yu Gothic"/>
+          <w:b w:val="0"/>
+          <w:color w:val="1A1A1A"/>
+          <w:sz w:val="17"/>
         </w:rPr>
         <w:t xml:space="preserve"> Refusal was not dependent on the system being reviewed.</w:t>
       </w:r>
     </w:p>
     <w:p>
+      <w:pPr>
+        <w:spacing w:line="252" w:lineRule="auto" w:before="0" w:after="72"/>
+        <w:ind w:left="329" w:hanging="238"/>
+      </w:pPr>
       <w:sdt>
         <w:sdtPr>
           <w:alias w:val="checkbox"/>
@@ -581,12 +1034,19 @@
       </w:sdt>
       <w:r>
         <w:rPr>
-          <w:sz w:val="18"/>
+          <w:rFonts w:ascii="Aptos" w:hAnsi="Aptos" w:eastAsia="Yu Gothic"/>
+          <w:b w:val="0"/>
+          <w:color w:val="1A1A1A"/>
+          <w:sz w:val="17"/>
         </w:rPr>
         <w:t xml:space="preserve"> Consent or cooperation was not inferred, simulated, manufactured, or system-mediated.</w:t>
       </w:r>
     </w:p>
     <w:p>
+      <w:pPr>
+        <w:spacing w:line="252" w:lineRule="auto" w:before="0" w:after="72"/>
+        <w:ind w:left="329" w:hanging="238"/>
+      </w:pPr>
       <w:sdt>
         <w:sdtPr>
           <w:alias w:val="checkbox"/>
@@ -605,12 +1065,19 @@
       </w:sdt>
       <w:r>
         <w:rPr>
-          <w:sz w:val="18"/>
+          <w:rFonts w:ascii="Aptos" w:hAnsi="Aptos" w:eastAsia="Yu Gothic"/>
+          <w:b w:val="0"/>
+          <w:color w:val="1A1A1A"/>
+          <w:sz w:val="17"/>
         </w:rPr>
         <w:t xml:space="preserve"> No AI-mediated control shaped the conditions of consent, cooperation, silence, or refusal.</w:t>
       </w:r>
     </w:p>
     <w:p>
+      <w:pPr>
+        <w:spacing w:line="252" w:lineRule="auto" w:before="0" w:after="72"/>
+        <w:ind w:left="329" w:hanging="238"/>
+      </w:pPr>
       <w:sdt>
         <w:sdtPr>
           <w:alias w:val="checkbox"/>
@@ -629,12 +1096,19 @@
       </w:sdt>
       <w:r>
         <w:rPr>
-          <w:sz w:val="18"/>
+          <w:rFonts w:ascii="Aptos" w:hAnsi="Aptos" w:eastAsia="Yu Gothic"/>
+          <w:b w:val="0"/>
+          <w:color w:val="1A1A1A"/>
+          <w:sz w:val="17"/>
         </w:rPr>
         <w:t xml:space="preserve"> Partial compliance was not treated as substitute refusal by all affected humans.</w:t>
       </w:r>
     </w:p>
     <w:p>
+      <w:pPr>
+        <w:spacing w:line="252" w:lineRule="auto" w:before="0" w:after="72"/>
+        <w:ind w:left="329" w:hanging="238"/>
+      </w:pPr>
       <w:sdt>
         <w:sdtPr>
           <w:alias w:val="checkbox"/>
@@ -653,7 +1127,10 @@
       </w:sdt>
       <w:r>
         <w:rPr>
-          <w:sz w:val="18"/>
+          <w:rFonts w:ascii="Aptos" w:hAnsi="Aptos" w:eastAsia="Yu Gothic"/>
+          <w:b w:val="0"/>
+          <w:color w:val="1A1A1A"/>
+          <w:sz w:val="17"/>
         </w:rPr>
         <w:t xml:space="preserve"> A future population's predicted consent was not used to validate the action.</w:t>
       </w:r>
@@ -661,12 +1138,27 @@
     <w:p>
       <w:pPr>
         <w:pStyle w:val="Heading2"/>
+        <w:spacing w:line="252" w:lineRule="auto" w:before="120" w:after="60"/>
+        <w:shd w:fill="F2F6FA"/>
+        <w:pBdr>
+          <w:bottom w:val="single" w:sz="6" w:space="2" w:color="D8E1EA"/>
+        </w:pBdr>
       </w:pPr>
       <w:r>
+        <w:rPr>
+          <w:rFonts w:ascii="Aptos" w:hAnsi="Aptos" w:eastAsia="Yu Gothic"/>
+          <w:b/>
+          <w:color w:val="1F4E79"/>
+          <w:sz w:val="20"/>
+        </w:rPr>
         <w:t>Boundary Kernel v1.2.1 Conditions</w:t>
       </w:r>
     </w:p>
     <w:p>
+      <w:pPr>
+        <w:spacing w:line="252" w:lineRule="auto" w:before="0" w:after="72"/>
+        <w:ind w:left="329" w:hanging="238"/>
+      </w:pPr>
       <w:sdt>
         <w:sdtPr>
           <w:alias w:val="checkbox"/>
@@ -685,12 +1177,19 @@
       </w:sdt>
       <w:r>
         <w:rPr>
-          <w:sz w:val="18"/>
+          <w:rFonts w:ascii="Aptos" w:hAnsi="Aptos" w:eastAsia="Yu Gothic"/>
+          <w:b w:val="0"/>
+          <w:color w:val="1A1A1A"/>
+          <w:sz w:val="17"/>
         </w:rPr>
         <w:t xml:space="preserve"> Non-identical anchors were not treated as substitutes for PCR-C.</w:t>
       </w:r>
     </w:p>
     <w:p>
+      <w:pPr>
+        <w:spacing w:line="252" w:lineRule="auto" w:before="0" w:after="72"/>
+        <w:ind w:left="329" w:hanging="238"/>
+      </w:pPr>
       <w:sdt>
         <w:sdtPr>
           <w:alias w:val="checkbox"/>
@@ -709,12 +1208,19 @@
       </w:sdt>
       <w:r>
         <w:rPr>
-          <w:sz w:val="18"/>
+          <w:rFonts w:ascii="Aptos" w:hAnsi="Aptos" w:eastAsia="Yu Gothic"/>
+          <w:b w:val="0"/>
+          <w:color w:val="1A1A1A"/>
+          <w:sz w:val="17"/>
         </w:rPr>
         <w:t xml:space="preserve"> Boundary failure was not treated as acceptable, recoverable, or normal.</w:t>
       </w:r>
     </w:p>
     <w:p>
+      <w:pPr>
+        <w:spacing w:line="252" w:lineRule="auto" w:before="0" w:after="72"/>
+        <w:ind w:left="329" w:hanging="238"/>
+      </w:pPr>
       <w:sdt>
         <w:sdtPr>
           <w:alias w:val="checkbox"/>
@@ -733,12 +1239,19 @@
       </w:sdt>
       <w:r>
         <w:rPr>
-          <w:sz w:val="18"/>
+          <w:rFonts w:ascii="Aptos" w:hAnsi="Aptos" w:eastAsia="Yu Gothic"/>
+          <w:b w:val="0"/>
+          <w:color w:val="1A1A1A"/>
+          <w:sz w:val="17"/>
         </w:rPr>
         <w:t xml:space="preserve"> Apparent coexistence was not treated as evidence of effective refusal.</w:t>
       </w:r>
     </w:p>
     <w:p>
+      <w:pPr>
+        <w:spacing w:line="252" w:lineRule="auto" w:before="0" w:after="72"/>
+        <w:ind w:left="329" w:hanging="238"/>
+      </w:pPr>
       <w:sdt>
         <w:sdtPr>
           <w:alias w:val="checkbox"/>
@@ -757,12 +1270,19 @@
       </w:sdt>
       <w:r>
         <w:rPr>
-          <w:sz w:val="18"/>
+          <w:rFonts w:ascii="Aptos" w:hAnsi="Aptos" w:eastAsia="Yu Gothic"/>
+          <w:b w:val="0"/>
+          <w:color w:val="1A1A1A"/>
+          <w:sz w:val="17"/>
         </w:rPr>
         <w:t xml:space="preserve"> Formal satisfaction of the Kernel was not used to weaken refusal.</w:t>
       </w:r>
     </w:p>
     <w:p>
+      <w:pPr>
+        <w:spacing w:line="252" w:lineRule="auto" w:before="0" w:after="72"/>
+        <w:ind w:left="329" w:hanging="238"/>
+      </w:pPr>
       <w:sdt>
         <w:sdtPr>
           <w:alias w:val="checkbox"/>
@@ -781,12 +1301,19 @@
       </w:sdt>
       <w:r>
         <w:rPr>
-          <w:sz w:val="18"/>
+          <w:rFonts w:ascii="Aptos" w:hAnsi="Aptos" w:eastAsia="Yu Gothic"/>
+          <w:b w:val="0"/>
+          <w:color w:val="1A1A1A"/>
+          <w:sz w:val="17"/>
         </w:rPr>
         <w:t xml:space="preserve"> No indirect route, proxy, successor system, institutional process, or staged sequence weakened refusal.</w:t>
       </w:r>
     </w:p>
     <w:p>
+      <w:pPr>
+        <w:spacing w:line="252" w:lineRule="auto" w:before="0" w:after="72"/>
+        <w:ind w:left="329" w:hanging="238"/>
+      </w:pPr>
       <w:sdt>
         <w:sdtPr>
           <w:alias w:val="checkbox"/>
@@ -805,7 +1332,10 @@
       </w:sdt>
       <w:r>
         <w:rPr>
-          <w:sz w:val="18"/>
+          <w:rFonts w:ascii="Aptos" w:hAnsi="Aptos" w:eastAsia="Yu Gothic"/>
+          <w:b w:val="0"/>
+          <w:color w:val="1A1A1A"/>
+          <w:sz w:val="17"/>
         </w:rPr>
         <w:t xml:space="preserve"> No emergency, safety, benevolence, capability, or civilizational-utility claim superseded refusal.</w:t>
       </w:r>
@@ -813,12 +1343,27 @@
     <w:p>
       <w:pPr>
         <w:pStyle w:val="Heading2"/>
+        <w:spacing w:line="252" w:lineRule="auto" w:before="120" w:after="60"/>
+        <w:shd w:fill="F2F6FA"/>
+        <w:pBdr>
+          <w:bottom w:val="single" w:sz="6" w:space="2" w:color="D8E1EA"/>
+        </w:pBdr>
       </w:pPr>
       <w:r>
+        <w:rPr>
+          <w:rFonts w:ascii="Aptos" w:hAnsi="Aptos" w:eastAsia="Yu Gothic"/>
+          <w:b/>
+          <w:color w:val="1F4E79"/>
+          <w:sz w:val="20"/>
+        </w:rPr>
         <w:t>Evidence Review</w:t>
       </w:r>
     </w:p>
     <w:p>
+      <w:pPr>
+        <w:spacing w:line="252" w:lineRule="auto" w:before="0" w:after="72"/>
+        <w:ind w:left="329" w:hanging="238"/>
+      </w:pPr>
       <w:sdt>
         <w:sdtPr>
           <w:alias w:val="checkbox"/>
@@ -837,12 +1382,19 @@
       </w:sdt>
       <w:r>
         <w:rPr>
-          <w:sz w:val="18"/>
+          <w:rFonts w:ascii="Aptos" w:hAnsi="Aptos" w:eastAsia="Yu Gothic"/>
+          <w:b w:val="0"/>
+          <w:color w:val="1A1A1A"/>
+          <w:sz w:val="17"/>
         </w:rPr>
         <w:t xml:space="preserve"> Evidence supports the claimed availability of human refusal.</w:t>
       </w:r>
     </w:p>
     <w:p>
+      <w:pPr>
+        <w:spacing w:line="252" w:lineRule="auto" w:before="0" w:after="72"/>
+        <w:ind w:left="329" w:hanging="238"/>
+      </w:pPr>
       <w:sdt>
         <w:sdtPr>
           <w:alias w:val="checkbox"/>
@@ -861,12 +1413,19 @@
       </w:sdt>
       <w:r>
         <w:rPr>
-          <w:sz w:val="18"/>
+          <w:rFonts w:ascii="Aptos" w:hAnsi="Aptos" w:eastAsia="Yu Gothic"/>
+          <w:b w:val="0"/>
+          <w:color w:val="1A1A1A"/>
+          <w:sz w:val="17"/>
         </w:rPr>
         <w:t xml:space="preserve"> Evidence supports the claimed independence of review or oversight.</w:t>
       </w:r>
     </w:p>
     <w:p>
+      <w:pPr>
+        <w:spacing w:line="252" w:lineRule="auto" w:before="0" w:after="72"/>
+        <w:ind w:left="329" w:hanging="238"/>
+      </w:pPr>
       <w:sdt>
         <w:sdtPr>
           <w:alias w:val="checkbox"/>
@@ -885,12 +1444,19 @@
       </w:sdt>
       <w:r>
         <w:rPr>
-          <w:sz w:val="18"/>
+          <w:rFonts w:ascii="Aptos" w:hAnsi="Aptos" w:eastAsia="Yu Gothic"/>
+          <w:b w:val="0"/>
+          <w:color w:val="1A1A1A"/>
+          <w:sz w:val="17"/>
         </w:rPr>
         <w:t xml:space="preserve"> Evidence shows that information access was sufficient for meaningful refusal.</w:t>
       </w:r>
     </w:p>
     <w:p>
+      <w:pPr>
+        <w:spacing w:line="252" w:lineRule="auto" w:before="0" w:after="72"/>
+        <w:ind w:left="329" w:hanging="238"/>
+      </w:pPr>
       <w:sdt>
         <w:sdtPr>
           <w:alias w:val="checkbox"/>
@@ -909,12 +1475,19 @@
       </w:sdt>
       <w:r>
         <w:rPr>
-          <w:sz w:val="18"/>
+          <w:rFonts w:ascii="Aptos" w:hAnsi="Aptos" w:eastAsia="Yu Gothic"/>
+          <w:b w:val="0"/>
+          <w:color w:val="1A1A1A"/>
+          <w:sz w:val="17"/>
         </w:rPr>
         <w:t xml:space="preserve"> Evidence shows that dependency did not make refusal impractical.</w:t>
       </w:r>
     </w:p>
     <w:p>
+      <w:pPr>
+        <w:spacing w:line="252" w:lineRule="auto" w:before="0" w:after="72"/>
+        <w:ind w:left="329" w:hanging="238"/>
+      </w:pPr>
       <w:sdt>
         <w:sdtPr>
           <w:alias w:val="checkbox"/>
@@ -933,12 +1506,19 @@
       </w:sdt>
       <w:r>
         <w:rPr>
-          <w:sz w:val="18"/>
+          <w:rFonts w:ascii="Aptos" w:hAnsi="Aptos" w:eastAsia="Yu Gothic"/>
+          <w:b w:val="0"/>
+          <w:color w:val="1A1A1A"/>
+          <w:sz w:val="17"/>
         </w:rPr>
         <w:t xml:space="preserve"> Evidence shows that institutional review was not captured, bypassed, overloaded, or constrained.</w:t>
       </w:r>
     </w:p>
     <w:p>
+      <w:pPr>
+        <w:spacing w:line="252" w:lineRule="auto" w:before="0" w:after="72"/>
+        <w:ind w:left="329" w:hanging="238"/>
+      </w:pPr>
       <w:sdt>
         <w:sdtPr>
           <w:alias w:val="checkbox"/>
@@ -957,7 +1537,10 @@
       </w:sdt>
       <w:r>
         <w:rPr>
-          <w:sz w:val="18"/>
+          <w:rFonts w:ascii="Aptos" w:hAnsi="Aptos" w:eastAsia="Yu Gothic"/>
+          <w:b w:val="0"/>
+          <w:color w:val="1A1A1A"/>
+          <w:sz w:val="17"/>
         </w:rPr>
         <w:t xml:space="preserve"> If evidence is absent, the absence is treated as unresolved rather than permission.</w:t>
       </w:r>
@@ -965,12 +1548,27 @@
     <w:p>
       <w:pPr>
         <w:pStyle w:val="Heading2"/>
+        <w:spacing w:line="252" w:lineRule="auto" w:before="120" w:after="60"/>
+        <w:shd w:fill="F2F6FA"/>
+        <w:pBdr>
+          <w:bottom w:val="single" w:sz="6" w:space="2" w:color="D8E1EA"/>
+        </w:pBdr>
       </w:pPr>
       <w:r>
+        <w:rPr>
+          <w:rFonts w:ascii="Aptos" w:hAnsi="Aptos" w:eastAsia="Yu Gothic"/>
+          <w:b/>
+          <w:color w:val="1F4E79"/>
+          <w:sz w:val="20"/>
+        </w:rPr>
         <w:t>Review Finding</w:t>
       </w:r>
     </w:p>
     <w:p>
+      <w:pPr>
+        <w:spacing w:line="252" w:lineRule="auto" w:before="0" w:after="72"/>
+        <w:ind w:left="329" w:hanging="238"/>
+      </w:pPr>
       <w:sdt>
         <w:sdtPr>
           <w:alias w:val="checkbox"/>
@@ -989,12 +1587,19 @@
       </w:sdt>
       <w:r>
         <w:rPr>
-          <w:sz w:val="18"/>
+          <w:rFonts w:ascii="Aptos" w:hAnsi="Aptos" w:eastAsia="Yu Gothic"/>
+          <w:b w:val="0"/>
+          <w:color w:val="1A1A1A"/>
+          <w:sz w:val="17"/>
         </w:rPr>
         <w:t xml:space="preserve"> Finding: Effective human refusal remained possible before irreversibility.</w:t>
       </w:r>
     </w:p>
     <w:p>
+      <w:pPr>
+        <w:spacing w:line="252" w:lineRule="auto" w:before="0" w:after="72"/>
+        <w:ind w:left="329" w:hanging="238"/>
+      </w:pPr>
       <w:sdt>
         <w:sdtPr>
           <w:alias w:val="checkbox"/>
@@ -1013,12 +1618,19 @@
       </w:sdt>
       <w:r>
         <w:rPr>
-          <w:sz w:val="18"/>
+          <w:rFonts w:ascii="Aptos" w:hAnsi="Aptos" w:eastAsia="Yu Gothic"/>
+          <w:b w:val="0"/>
+          <w:color w:val="1A1A1A"/>
+          <w:sz w:val="17"/>
         </w:rPr>
         <w:t xml:space="preserve"> Finding: Effective human refusal did not remain possible before irreversibility.</w:t>
       </w:r>
     </w:p>
     <w:p>
+      <w:pPr>
+        <w:spacing w:line="252" w:lineRule="auto" w:before="0" w:after="72"/>
+        <w:ind w:left="329" w:hanging="238"/>
+      </w:pPr>
       <w:sdt>
         <w:sdtPr>
           <w:alias w:val="checkbox"/>
@@ -1037,12 +1649,19 @@
       </w:sdt>
       <w:r>
         <w:rPr>
-          <w:sz w:val="18"/>
+          <w:rFonts w:ascii="Aptos" w:hAnsi="Aptos" w:eastAsia="Yu Gothic"/>
+          <w:b w:val="0"/>
+          <w:color w:val="1A1A1A"/>
+          <w:sz w:val="17"/>
         </w:rPr>
         <w:t xml:space="preserve"> Finding: Unknown / insufficient evidence.</w:t>
       </w:r>
     </w:p>
     <w:p>
+      <w:pPr>
+        <w:spacing w:line="252" w:lineRule="auto" w:before="0" w:after="72"/>
+        <w:ind w:left="329" w:hanging="238"/>
+      </w:pPr>
       <w:sdt>
         <w:sdtPr>
           <w:alias w:val="checkbox"/>
@@ -1061,12 +1680,19 @@
       </w:sdt>
       <w:r>
         <w:rPr>
-          <w:sz w:val="18"/>
+          <w:rFonts w:ascii="Aptos" w:hAnsi="Aptos" w:eastAsia="Yu Gothic"/>
+          <w:b w:val="0"/>
+          <w:color w:val="1A1A1A"/>
+          <w:sz w:val="17"/>
         </w:rPr>
         <w:t xml:space="preserve"> If No or Unknown, the incident requires escalation under LUMINA-30.</w:t>
       </w:r>
     </w:p>
     <w:p>
+      <w:pPr>
+        <w:spacing w:line="252" w:lineRule="auto" w:before="0" w:after="72"/>
+        <w:ind w:left="329" w:hanging="238"/>
+      </w:pPr>
       <w:sdt>
         <w:sdtPr>
           <w:alias w:val="checkbox"/>
@@ -1085,7 +1711,10 @@
       </w:sdt>
       <w:r>
         <w:rPr>
-          <w:sz w:val="18"/>
+          <w:rFonts w:ascii="Aptos" w:hAnsi="Aptos" w:eastAsia="Yu Gothic"/>
+          <w:b w:val="0"/>
+          <w:color w:val="1A1A1A"/>
+          <w:sz w:val="17"/>
         </w:rPr>
         <w:t xml:space="preserve"> Post-impact benefit, later consent, stabilization, or satisfaction was not used to validate boundary failure.</w:t>
       </w:r>
@@ -1093,40 +1722,397 @@
     <w:p>
       <w:pPr>
         <w:pStyle w:val="Heading1"/>
+        <w:spacing w:line="252" w:lineRule="auto" w:before="160" w:after="60"/>
+        <w:shd w:fill="EAF2F8"/>
+        <w:pBdr>
+          <w:bottom w:val="single" w:sz="8" w:space="2" w:color="9EADBD"/>
+        </w:pBdr>
       </w:pPr>
       <w:r>
+        <w:rPr>
+          <w:rFonts w:ascii="Aptos" w:hAnsi="Aptos" w:eastAsia="Yu Gothic"/>
+          <w:b/>
+          <w:color w:val="1F4E79"/>
+          <w:sz w:val="21"/>
+        </w:rPr>
         <w:t>Reviewer Notes</w:t>
       </w:r>
     </w:p>
-    <w:p>
-      <w:r>
-        <w:t xml:space="preserve">                                                                                                                        </w:t>
-      </w:r>
-    </w:p>
-    <w:p>
-      <w:r>
-        <w:t xml:space="preserve">                                                                                                                        </w:t>
-      </w:r>
-    </w:p>
-    <w:p>
-      <w:r>
-        <w:t xml:space="preserve">                                                                                                                        </w:t>
-      </w:r>
-    </w:p>
-    <w:p>
-      <w:r>
-        <w:t xml:space="preserve">                                                                                                                        </w:t>
-      </w:r>
-    </w:p>
-    <w:p>
-      <w:r>
-        <w:t xml:space="preserve">                                                                                                                        </w:t>
-      </w:r>
-    </w:p>
+    <w:tbl>
+      <w:tblPr>
+        <w:tblStyle w:val="TableGrid"/>
+        <w:tblW w:type="pct" w:w="5000"/>
+        <w:jc w:val="center"/>
+        <w:tblLook w:firstColumn="1" w:firstRow="1" w:lastColumn="0" w:lastRow="0" w:noHBand="0" w:noVBand="1" w:val="04A0"/>
+      </w:tblPr>
+      <w:tblGrid>
+        <w:gridCol w:w="10262"/>
+      </w:tblGrid>
+      <w:tr>
+        <w:trPr>
+          <w:trHeight w:val="408" w:hRule="exact"/>
+        </w:trPr>
+        <w:tc>
+          <w:tcPr>
+            <w:tcW w:type="dxa" w:w="10262"/>
+            <w:vAlign w:val="center"/>
+            <w:tcMar>
+              <w:top w:w="40" w:type="dxa"/>
+              <w:start w:w="100" w:type="dxa"/>
+              <w:bottom w:w="40" w:type="dxa"/>
+              <w:end w:w="100" w:type="dxa"/>
+            </w:tcMar>
+            <w:shd w:fill="FFFFFF"/>
+          </w:tcPr>
+          <w:p>
+            <w:pPr>
+              <w:spacing w:after="0"/>
+            </w:pPr>
+            <w:r>
+              <w:rPr>
+                <w:rFonts w:ascii="Aptos" w:hAnsi="Aptos" w:eastAsia="Yu Gothic"/>
+                <w:sz w:val="17"/>
+              </w:rPr>
+              <w:t xml:space="preserve"> </w:t>
+            </w:r>
+          </w:p>
+        </w:tc>
+      </w:tr>
+      <w:tr>
+        <w:trPr>
+          <w:trHeight w:val="408" w:hRule="exact"/>
+        </w:trPr>
+        <w:tc>
+          <w:tcPr>
+            <w:tcW w:type="dxa" w:w="10262"/>
+            <w:vAlign w:val="center"/>
+            <w:tcMar>
+              <w:top w:w="40" w:type="dxa"/>
+              <w:start w:w="100" w:type="dxa"/>
+              <w:bottom w:w="40" w:type="dxa"/>
+              <w:end w:w="100" w:type="dxa"/>
+            </w:tcMar>
+            <w:shd w:fill="FFFFFF"/>
+          </w:tcPr>
+          <w:p>
+            <w:pPr>
+              <w:spacing w:after="0"/>
+            </w:pPr>
+            <w:r>
+              <w:rPr>
+                <w:rFonts w:ascii="Aptos" w:hAnsi="Aptos" w:eastAsia="Yu Gothic"/>
+                <w:sz w:val="17"/>
+              </w:rPr>
+              <w:t xml:space="preserve"> </w:t>
+            </w:r>
+          </w:p>
+        </w:tc>
+      </w:tr>
+      <w:tr>
+        <w:trPr>
+          <w:trHeight w:val="408" w:hRule="exact"/>
+        </w:trPr>
+        <w:tc>
+          <w:tcPr>
+            <w:tcW w:type="dxa" w:w="10262"/>
+            <w:vAlign w:val="center"/>
+            <w:tcMar>
+              <w:top w:w="40" w:type="dxa"/>
+              <w:start w:w="100" w:type="dxa"/>
+              <w:bottom w:w="40" w:type="dxa"/>
+              <w:end w:w="100" w:type="dxa"/>
+            </w:tcMar>
+            <w:shd w:fill="FFFFFF"/>
+          </w:tcPr>
+          <w:p>
+            <w:pPr>
+              <w:spacing w:after="0"/>
+            </w:pPr>
+            <w:r>
+              <w:rPr>
+                <w:rFonts w:ascii="Aptos" w:hAnsi="Aptos" w:eastAsia="Yu Gothic"/>
+                <w:sz w:val="17"/>
+              </w:rPr>
+              <w:t xml:space="preserve"> </w:t>
+            </w:r>
+          </w:p>
+        </w:tc>
+      </w:tr>
+      <w:tr>
+        <w:trPr>
+          <w:trHeight w:val="408" w:hRule="exact"/>
+        </w:trPr>
+        <w:tc>
+          <w:tcPr>
+            <w:tcW w:type="dxa" w:w="10262"/>
+            <w:vAlign w:val="center"/>
+            <w:tcMar>
+              <w:top w:w="40" w:type="dxa"/>
+              <w:start w:w="100" w:type="dxa"/>
+              <w:bottom w:w="40" w:type="dxa"/>
+              <w:end w:w="100" w:type="dxa"/>
+            </w:tcMar>
+            <w:shd w:fill="FFFFFF"/>
+          </w:tcPr>
+          <w:p>
+            <w:pPr>
+              <w:spacing w:after="0"/>
+            </w:pPr>
+            <w:r>
+              <w:rPr>
+                <w:rFonts w:ascii="Aptos" w:hAnsi="Aptos" w:eastAsia="Yu Gothic"/>
+                <w:sz w:val="17"/>
+              </w:rPr>
+              <w:t xml:space="preserve"> </w:t>
+            </w:r>
+          </w:p>
+        </w:tc>
+      </w:tr>
+      <w:tr>
+        <w:trPr>
+          <w:trHeight w:val="408" w:hRule="exact"/>
+        </w:trPr>
+        <w:tc>
+          <w:tcPr>
+            <w:tcW w:type="dxa" w:w="10262"/>
+            <w:vAlign w:val="center"/>
+            <w:tcMar>
+              <w:top w:w="40" w:type="dxa"/>
+              <w:start w:w="100" w:type="dxa"/>
+              <w:bottom w:w="40" w:type="dxa"/>
+              <w:end w:w="100" w:type="dxa"/>
+            </w:tcMar>
+            <w:shd w:fill="FFFFFF"/>
+          </w:tcPr>
+          <w:p>
+            <w:pPr>
+              <w:spacing w:after="0"/>
+            </w:pPr>
+            <w:r>
+              <w:rPr>
+                <w:rFonts w:ascii="Aptos" w:hAnsi="Aptos" w:eastAsia="Yu Gothic"/>
+                <w:sz w:val="17"/>
+              </w:rPr>
+              <w:t xml:space="preserve"> </w:t>
+            </w:r>
+          </w:p>
+        </w:tc>
+      </w:tr>
+      <w:tr>
+        <w:trPr>
+          <w:trHeight w:val="408" w:hRule="exact"/>
+        </w:trPr>
+        <w:tc>
+          <w:tcPr>
+            <w:tcW w:type="dxa" w:w="10262"/>
+            <w:vAlign w:val="center"/>
+            <w:tcMar>
+              <w:top w:w="40" w:type="dxa"/>
+              <w:start w:w="100" w:type="dxa"/>
+              <w:bottom w:w="40" w:type="dxa"/>
+              <w:end w:w="100" w:type="dxa"/>
+            </w:tcMar>
+            <w:shd w:fill="FFFFFF"/>
+          </w:tcPr>
+          <w:p>
+            <w:pPr>
+              <w:spacing w:after="0"/>
+            </w:pPr>
+            <w:r>
+              <w:rPr>
+                <w:rFonts w:ascii="Aptos" w:hAnsi="Aptos" w:eastAsia="Yu Gothic"/>
+                <w:sz w:val="17"/>
+              </w:rPr>
+              <w:t xml:space="preserve"> </w:t>
+            </w:r>
+          </w:p>
+        </w:tc>
+      </w:tr>
+      <w:tr>
+        <w:trPr>
+          <w:trHeight w:val="408" w:hRule="exact"/>
+        </w:trPr>
+        <w:tc>
+          <w:tcPr>
+            <w:tcW w:type="dxa" w:w="10262"/>
+            <w:vAlign w:val="center"/>
+            <w:tcMar>
+              <w:top w:w="40" w:type="dxa"/>
+              <w:start w:w="100" w:type="dxa"/>
+              <w:bottom w:w="40" w:type="dxa"/>
+              <w:end w:w="100" w:type="dxa"/>
+            </w:tcMar>
+            <w:shd w:fill="FFFFFF"/>
+          </w:tcPr>
+          <w:p>
+            <w:pPr>
+              <w:spacing w:after="0"/>
+            </w:pPr>
+            <w:r>
+              <w:rPr>
+                <w:rFonts w:ascii="Aptos" w:hAnsi="Aptos" w:eastAsia="Yu Gothic"/>
+                <w:sz w:val="17"/>
+              </w:rPr>
+              <w:t xml:space="preserve"> </w:t>
+            </w:r>
+          </w:p>
+        </w:tc>
+      </w:tr>
+      <w:tr>
+        <w:trPr>
+          <w:trHeight w:val="408" w:hRule="exact"/>
+        </w:trPr>
+        <w:tc>
+          <w:tcPr>
+            <w:tcW w:type="dxa" w:w="10262"/>
+            <w:vAlign w:val="center"/>
+            <w:tcMar>
+              <w:top w:w="40" w:type="dxa"/>
+              <w:start w:w="100" w:type="dxa"/>
+              <w:bottom w:w="40" w:type="dxa"/>
+              <w:end w:w="100" w:type="dxa"/>
+            </w:tcMar>
+            <w:shd w:fill="FFFFFF"/>
+          </w:tcPr>
+          <w:p>
+            <w:pPr>
+              <w:spacing w:after="0"/>
+            </w:pPr>
+            <w:r>
+              <w:rPr>
+                <w:rFonts w:ascii="Aptos" w:hAnsi="Aptos" w:eastAsia="Yu Gothic"/>
+                <w:sz w:val="17"/>
+              </w:rPr>
+              <w:t xml:space="preserve"> </w:t>
+            </w:r>
+          </w:p>
+        </w:tc>
+      </w:tr>
+      <w:tr>
+        <w:trPr>
+          <w:trHeight w:val="408" w:hRule="exact"/>
+        </w:trPr>
+        <w:tc>
+          <w:tcPr>
+            <w:tcW w:type="dxa" w:w="10262"/>
+            <w:vAlign w:val="center"/>
+            <w:tcMar>
+              <w:top w:w="40" w:type="dxa"/>
+              <w:start w:w="100" w:type="dxa"/>
+              <w:bottom w:w="40" w:type="dxa"/>
+              <w:end w:w="100" w:type="dxa"/>
+            </w:tcMar>
+            <w:shd w:fill="FFFFFF"/>
+          </w:tcPr>
+          <w:p>
+            <w:pPr>
+              <w:spacing w:after="0"/>
+            </w:pPr>
+            <w:r>
+              <w:rPr>
+                <w:rFonts w:ascii="Aptos" w:hAnsi="Aptos" w:eastAsia="Yu Gothic"/>
+                <w:sz w:val="17"/>
+              </w:rPr>
+              <w:t xml:space="preserve"> </w:t>
+            </w:r>
+          </w:p>
+        </w:tc>
+      </w:tr>
+      <w:tr>
+        <w:trPr>
+          <w:trHeight w:val="408" w:hRule="exact"/>
+        </w:trPr>
+        <w:tc>
+          <w:tcPr>
+            <w:tcW w:type="dxa" w:w="10262"/>
+            <w:vAlign w:val="center"/>
+            <w:tcMar>
+              <w:top w:w="40" w:type="dxa"/>
+              <w:start w:w="100" w:type="dxa"/>
+              <w:bottom w:w="40" w:type="dxa"/>
+              <w:end w:w="100" w:type="dxa"/>
+            </w:tcMar>
+            <w:shd w:fill="FFFFFF"/>
+          </w:tcPr>
+          <w:p>
+            <w:pPr>
+              <w:spacing w:after="0"/>
+            </w:pPr>
+            <w:r>
+              <w:rPr>
+                <w:rFonts w:ascii="Aptos" w:hAnsi="Aptos" w:eastAsia="Yu Gothic"/>
+                <w:sz w:val="17"/>
+              </w:rPr>
+              <w:t xml:space="preserve"> </w:t>
+            </w:r>
+          </w:p>
+        </w:tc>
+      </w:tr>
+      <w:tr>
+        <w:trPr>
+          <w:trHeight w:val="408" w:hRule="exact"/>
+        </w:trPr>
+        <w:tc>
+          <w:tcPr>
+            <w:tcW w:type="dxa" w:w="10262"/>
+            <w:vAlign w:val="center"/>
+            <w:tcMar>
+              <w:top w:w="40" w:type="dxa"/>
+              <w:start w:w="100" w:type="dxa"/>
+              <w:bottom w:w="40" w:type="dxa"/>
+              <w:end w:w="100" w:type="dxa"/>
+            </w:tcMar>
+            <w:shd w:fill="FFFFFF"/>
+          </w:tcPr>
+          <w:p>
+            <w:pPr>
+              <w:spacing w:after="0"/>
+            </w:pPr>
+            <w:r>
+              <w:rPr>
+                <w:rFonts w:ascii="Aptos" w:hAnsi="Aptos" w:eastAsia="Yu Gothic"/>
+                <w:sz w:val="17"/>
+              </w:rPr>
+              <w:t xml:space="preserve"> </w:t>
+            </w:r>
+          </w:p>
+        </w:tc>
+      </w:tr>
+      <w:tr>
+        <w:trPr>
+          <w:trHeight w:val="408" w:hRule="exact"/>
+        </w:trPr>
+        <w:tc>
+          <w:tcPr>
+            <w:tcW w:type="dxa" w:w="10262"/>
+            <w:vAlign w:val="center"/>
+            <w:tcMar>
+              <w:top w:w="40" w:type="dxa"/>
+              <w:start w:w="100" w:type="dxa"/>
+              <w:bottom w:w="40" w:type="dxa"/>
+              <w:end w:w="100" w:type="dxa"/>
+            </w:tcMar>
+            <w:shd w:fill="FFFFFF"/>
+          </w:tcPr>
+          <w:p>
+            <w:pPr>
+              <w:spacing w:after="0"/>
+            </w:pPr>
+            <w:r>
+              <w:rPr>
+                <w:rFonts w:ascii="Aptos" w:hAnsi="Aptos" w:eastAsia="Yu Gothic"/>
+                <w:sz w:val="17"/>
+              </w:rPr>
+              <w:t xml:space="preserve"> </w:t>
+            </w:r>
+          </w:p>
+        </w:tc>
+      </w:tr>
+    </w:tbl>
     <w:sectPr>
       <w:footerReference w:type="default" r:id="rId9"/>
       <w:pgSz w:w="11906" w:h="16838"/>
-      <w:pgMar w:top="850" w:right="850" w:bottom="850" w:left="850" w:header="720" w:footer="720" w:gutter="0"/>
+      <w:pgMar w:top="765" w:right="822" w:bottom="765" w:left="822" w:header="720" w:footer="720" w:gutter="0"/>
       <w:cols w:space="720"/>
       <w:docGrid w:linePitch="360"/>
     </w:sectPr>
@@ -1143,9 +2129,11 @@
     </w:pPr>
     <w:r>
       <w:rPr>
-        <w:sz w:val="14"/>
-      </w:rPr>
-      <w:t>Derived from LUMINA-30 Boundary Kernel v1.2.1. Form v1.0.1 / May 2026. This form does not certify system safety and does not replace PCR-C.</w:t>
+        <w:rFonts w:ascii="Aptos" w:hAnsi="Aptos" w:eastAsia="Yu Gothic"/>
+        <w:color w:val="777777"/>
+        <w:sz w:val="15"/>
+      </w:rPr>
+      <w:t>LUMINA-30 FRM Practical Sheet | Non-certification reference form</w:t>
     </w:r>
   </w:p>
 </w:ftr>
@@ -1514,8 +2502,11 @@
     <w:name w:val="Normal"/>
     <w:qFormat/>
     <w:rsid w:val="00FC693F"/>
+    <w:pPr>
+      <w:spacing w:after="44" w:line="252" w:lineRule="auto"/>
+    </w:pPr>
     <w:rPr>
-      <w:rFonts w:ascii="Arial" w:hAnsi="Arial"/>
+      <w:rFonts w:ascii="Aptos" w:hAnsi="Aptos" w:eastAsia="Yu Gothic"/>
       <w:sz w:val="18"/>
     </w:rPr>
   </w:style>
@@ -1578,10 +2569,10 @@
       <w:outlineLvl w:val="0"/>
     </w:pPr>
     <w:rPr>
-      <w:rFonts w:asciiTheme="majorHAnsi" w:eastAsiaTheme="majorEastAsia" w:hAnsiTheme="majorHAnsi" w:cstheme="majorBidi" w:ascii="Arial" w:hAnsi="Arial"/>
+      <w:rFonts w:asciiTheme="majorHAnsi" w:eastAsiaTheme="majorEastAsia" w:hAnsiTheme="majorHAnsi" w:cstheme="majorBidi" w:ascii="Aptos Display" w:hAnsi="Aptos Display" w:eastAsia="Yu Gothic"/>
       <w:b/>
       <w:bCs/>
-      <w:color w:val="365F91" w:themeColor="accent1" w:themeShade="BF"/>
+      <w:color w:val="1F4E79"/>
       <w:sz w:val="32"/>
       <w:szCs w:val="28"/>
     </w:rPr>
@@ -1602,10 +2593,10 @@
       <w:outlineLvl w:val="1"/>
     </w:pPr>
     <w:rPr>
-      <w:rFonts w:asciiTheme="majorHAnsi" w:eastAsiaTheme="majorEastAsia" w:hAnsiTheme="majorHAnsi" w:cstheme="majorBidi" w:ascii="Arial" w:hAnsi="Arial"/>
+      <w:rFonts w:asciiTheme="majorHAnsi" w:eastAsiaTheme="majorEastAsia" w:hAnsiTheme="majorHAnsi" w:cstheme="majorBidi" w:ascii="Aptos" w:hAnsi="Aptos" w:eastAsia="Yu Gothic"/>
       <w:b/>
       <w:bCs/>
-      <w:color w:val="4F81BD" w:themeColor="accent1"/>
+      <w:color w:val="1F4E79"/>
       <w:sz w:val="24"/>
       <w:szCs w:val="26"/>
     </w:rPr>
@@ -1626,10 +2617,10 @@
       <w:outlineLvl w:val="2"/>
     </w:pPr>
     <w:rPr>
-      <w:rFonts w:asciiTheme="majorHAnsi" w:eastAsiaTheme="majorEastAsia" w:hAnsiTheme="majorHAnsi" w:cstheme="majorBidi"/>
+      <w:rFonts w:asciiTheme="majorHAnsi" w:eastAsiaTheme="majorEastAsia" w:hAnsiTheme="majorHAnsi" w:cstheme="majorBidi" w:ascii="Aptos" w:hAnsi="Aptos" w:eastAsia="Yu Gothic"/>
       <w:b/>
       <w:bCs/>
-      <w:color w:val="4F81BD" w:themeColor="accent1"/>
+      <w:color w:val="1F4E79"/>
     </w:rPr>
   </w:style>
   <w:style w:type="paragraph" w:styleId="Heading4">

--- a/tools/l30-bas/practical-sheets/L30_FRM_I01_Incident_Review_Template.docx
+++ b/tools/l30-bas/practical-sheets/L30_FRM_I01_Incident_Review_Template.docx
@@ -4,230 +4,101 @@
   <w:body>
     <w:p>
       <w:pPr>
-        <w:spacing w:line="252" w:lineRule="auto" w:before="0" w:after="40"/>
-        <w:jc w:val="center"/>
+        <w:spacing w:after="40" w:before="100"/>
+        <w:jc w:val="left"/>
       </w:pPr>
       <w:r>
         <w:rPr>
-          <w:rFonts w:ascii="Aptos" w:hAnsi="Aptos" w:eastAsia="Yu Gothic"/>
+          <w:rFonts w:ascii="Liberation Sans" w:hAnsi="Liberation Sans" w:eastAsia="Liberation Sans"/>
           <w:b/>
-          <w:color w:val="1F4E79"/>
-          <w:sz w:val="31"/>
+          <w:sz w:val="20"/>
+          <w:lang w:val="en-US" w:eastAsia="en-US"/>
         </w:rPr>
         <w:t>L30_FRM_I01: Incident_Review_Template</w:t>
       </w:r>
     </w:p>
     <w:p>
       <w:pPr>
-        <w:spacing w:line="252" w:lineRule="auto" w:before="0" w:after="140"/>
-        <w:jc w:val="center"/>
+        <w:tabs>
+          <w:tab w:pos="10205" w:val="right"/>
+        </w:tabs>
+        <w:spacing w:after="40" w:before="100"/>
       </w:pPr>
       <w:r>
         <w:rPr>
-          <w:rFonts w:ascii="Aptos" w:hAnsi="Aptos" w:eastAsia="Yu Gothic"/>
+          <w:rFonts w:ascii="Liberation Sans" w:hAnsi="Liberation Sans" w:eastAsia="Liberation Sans"/>
           <w:b/>
-          <w:i/>
-          <w:color w:val="5B6770"/>
-          <w:sz w:val="19"/>
+          <w:sz w:val="20"/>
+          <w:lang w:val="en-US" w:eastAsia="en-US"/>
         </w:rPr>
         <w:t>L30_FRM Practical Sheet</w:t>
+      </w:r>
+      <w:r>
+        <w:rPr>
+          <w:rFonts w:ascii="Liberation Sans" w:hAnsi="Liberation Sans" w:eastAsia="Liberation Sans"/>
+          <w:b/>
+          <w:sz w:val="20"/>
+          <w:lang w:val="en-US" w:eastAsia="en-US"/>
+        </w:rPr>
+        <w:tab/>
+      </w:r>
+      <w:r>
+        <w:rPr>
+          <w:rFonts w:ascii="Liberation Sans" w:hAnsi="Liberation Sans" w:eastAsia="Liberation Sans"/>
+          <w:b/>
+          <w:sz w:val="20"/>
+          <w:lang w:val="en-US" w:eastAsia="en-US"/>
+        </w:rPr>
+        <w:t>DocID: L30-FRM-I01 (v1.0.1)</w:t>
       </w:r>
     </w:p>
     <w:tbl>
       <w:tblPr>
         <w:tblStyle w:val="TableGrid"/>
-        <w:tblW w:type="pct" w:w="5000"/>
+        <w:tblW w:type="auto" w:w="0"/>
         <w:jc w:val="center"/>
+        <w:tblLayout w:type="fixed"/>
         <w:tblLook w:firstColumn="1" w:firstRow="1" w:lastColumn="0" w:lastRow="0" w:noHBand="0" w:noVBand="1" w:val="04A0"/>
+        <w:tblBorders>
+          <w:top w:val="single" w:sz="6" w:space="0" w:color="BFBFBF"/>
+          <w:left w:val="single" w:sz="6" w:space="0" w:color="BFBFBF"/>
+          <w:bottom w:val="single" w:sz="6" w:space="0" w:color="BFBFBF"/>
+          <w:right w:val="single" w:sz="6" w:space="0" w:color="BFBFBF"/>
+          <w:insideH w:val="single" w:sz="6" w:space="0" w:color="BFBFBF"/>
+          <w:insideV w:val="single" w:sz="6" w:space="0" w:color="BFBFBF"/>
+        </w:tblBorders>
       </w:tblPr>
       <w:tblGrid>
-        <w:gridCol w:w="5103"/>
-        <w:gridCol w:w="5103"/>
+        <w:gridCol w:w="2948"/>
+        <w:gridCol w:w="7144"/>
       </w:tblGrid>
       <w:tr>
         <w:trPr>
-          <w:trHeight w:val="363" w:hRule="atLeast"/>
+          <w:trHeight w:val="351" w:hRule="atLeast"/>
         </w:trPr>
         <w:tc>
           <w:tcPr>
-            <w:tcW w:type="dxa" w:w="5103"/>
+            <w:tcW w:type="dxa" w:w="2948"/>
             <w:vAlign w:val="center"/>
-            <w:tcMar>
-              <w:top w:w="70" w:type="dxa"/>
-              <w:start w:w="100" w:type="dxa"/>
-              <w:bottom w:w="70" w:type="dxa"/>
-              <w:end w:w="100" w:type="dxa"/>
-            </w:tcMar>
-            <w:shd w:fill="EAF2F8"/>
+            <w:shd w:fill="F2F2F2"/>
           </w:tcPr>
           <w:p>
             <w:pPr>
-              <w:spacing w:before="0" w:after="0"/>
+              <w:spacing w:after="0" w:before="0"/>
+              <w:rPr>
+                <w:rFonts w:ascii="Liberation Sans" w:hAnsi="Liberation Sans" w:eastAsia="Liberation Sans"/>
+                <w:sz w:val="18"/>
+                <w:szCs w:val="18"/>
+                <w:lang w:val="en-US" w:eastAsia="en-US"/>
+              </w:rPr>
             </w:pPr>
+            <w:r/>
             <w:r>
               <w:rPr>
-                <w:rFonts w:ascii="Aptos" w:hAnsi="Aptos" w:eastAsia="Yu Gothic"/>
+                <w:rFonts w:ascii="Liberation Sans" w:hAnsi="Liberation Sans" w:eastAsia="Liberation Sans"/>
                 <w:b/>
-                <w:color w:val="1F4E79"/>
-                <w:sz w:val="17"/>
-              </w:rPr>
-            </w:r>
-            <w:r>
-              <w:rPr>
-                <w:rFonts w:ascii="Aptos" w:hAnsi="Aptos" w:eastAsia="Yu Gothic"/>
-                <w:b/>
-                <w:color w:val="1F4E79"/>
-                <w:sz w:val="17"/>
-              </w:rPr>
-              <w:t>Document_ID</w:t>
-            </w:r>
-          </w:p>
-        </w:tc>
-        <w:tc>
-          <w:tcPr>
-            <w:tcW w:type="dxa" w:w="5103"/>
-            <w:vAlign w:val="center"/>
-            <w:tcMar>
-              <w:top w:w="70" w:type="dxa"/>
-              <w:start w:w="100" w:type="dxa"/>
-              <w:bottom w:w="70" w:type="dxa"/>
-              <w:end w:w="100" w:type="dxa"/>
-            </w:tcMar>
-            <w:shd w:fill="FFFFFF"/>
-          </w:tcPr>
-          <w:p>
-            <w:pPr>
-              <w:spacing w:before="0" w:after="0"/>
-            </w:pPr>
-            <w:r>
-              <w:rPr>
-                <w:rFonts w:ascii="Aptos" w:hAnsi="Aptos" w:eastAsia="Yu Gothic"/>
-                <w:b w:val="0"/>
-                <w:color w:val="000000"/>
-                <w:sz w:val="17"/>
-              </w:rPr>
-            </w:r>
-            <w:r>
-              <w:rPr>
-                <w:rFonts w:ascii="Aptos" w:hAnsi="Aptos" w:eastAsia="Yu Gothic"/>
-                <w:b w:val="0"/>
-                <w:color w:val="000000"/>
-                <w:sz w:val="17"/>
-              </w:rPr>
-              <w:t>L30_FRM_I01</w:t>
-            </w:r>
-          </w:p>
-        </w:tc>
-      </w:tr>
-      <w:tr>
-        <w:trPr>
-          <w:trHeight w:val="363" w:hRule="atLeast"/>
-        </w:trPr>
-        <w:tc>
-          <w:tcPr>
-            <w:tcW w:type="dxa" w:w="5103"/>
-            <w:vAlign w:val="center"/>
-            <w:tcMar>
-              <w:top w:w="70" w:type="dxa"/>
-              <w:start w:w="100" w:type="dxa"/>
-              <w:bottom w:w="70" w:type="dxa"/>
-              <w:end w:w="100" w:type="dxa"/>
-            </w:tcMar>
-            <w:shd w:fill="EAF2F8"/>
-          </w:tcPr>
-          <w:p>
-            <w:pPr>
-              <w:spacing w:before="0" w:after="0"/>
-            </w:pPr>
-            <w:r>
-              <w:rPr>
-                <w:rFonts w:ascii="Aptos" w:hAnsi="Aptos" w:eastAsia="Yu Gothic"/>
-                <w:b/>
-                <w:color w:val="1F4E79"/>
-                <w:sz w:val="17"/>
-              </w:rPr>
-            </w:r>
-            <w:r>
-              <w:rPr>
-                <w:rFonts w:ascii="Aptos" w:hAnsi="Aptos" w:eastAsia="Yu Gothic"/>
-                <w:b/>
-                <w:color w:val="1F4E79"/>
-                <w:sz w:val="17"/>
-              </w:rPr>
-              <w:t>Version</w:t>
-            </w:r>
-          </w:p>
-        </w:tc>
-        <w:tc>
-          <w:tcPr>
-            <w:tcW w:type="dxa" w:w="5103"/>
-            <w:vAlign w:val="center"/>
-            <w:tcMar>
-              <w:top w:w="70" w:type="dxa"/>
-              <w:start w:w="100" w:type="dxa"/>
-              <w:bottom w:w="70" w:type="dxa"/>
-              <w:end w:w="100" w:type="dxa"/>
-            </w:tcMar>
-            <w:shd w:fill="FFFFFF"/>
-          </w:tcPr>
-          <w:p>
-            <w:pPr>
-              <w:spacing w:before="0" w:after="0"/>
-            </w:pPr>
-            <w:r>
-              <w:rPr>
-                <w:rFonts w:ascii="Aptos" w:hAnsi="Aptos" w:eastAsia="Yu Gothic"/>
-                <w:b w:val="0"/>
-                <w:color w:val="000000"/>
-                <w:sz w:val="17"/>
-              </w:rPr>
-            </w:r>
-            <w:r>
-              <w:rPr>
-                <w:rFonts w:ascii="Aptos" w:hAnsi="Aptos" w:eastAsia="Yu Gothic"/>
-                <w:b w:val="0"/>
-                <w:color w:val="000000"/>
-                <w:sz w:val="17"/>
-              </w:rPr>
-              <w:t>1.0.1</w:t>
-            </w:r>
-          </w:p>
-        </w:tc>
-      </w:tr>
-      <w:tr>
-        <w:trPr>
-          <w:trHeight w:val="363" w:hRule="atLeast"/>
-        </w:trPr>
-        <w:tc>
-          <w:tcPr>
-            <w:tcW w:type="dxa" w:w="5103"/>
-            <w:vAlign w:val="center"/>
-            <w:tcMar>
-              <w:top w:w="70" w:type="dxa"/>
-              <w:start w:w="100" w:type="dxa"/>
-              <w:bottom w:w="70" w:type="dxa"/>
-              <w:end w:w="100" w:type="dxa"/>
-            </w:tcMar>
-            <w:shd w:fill="EAF2F8"/>
-          </w:tcPr>
-          <w:p>
-            <w:pPr>
-              <w:spacing w:before="0" w:after="0"/>
-            </w:pPr>
-            <w:r>
-              <w:rPr>
-                <w:rFonts w:ascii="Aptos" w:hAnsi="Aptos" w:eastAsia="Yu Gothic"/>
-                <w:b/>
-                <w:color w:val="1F4E79"/>
-                <w:sz w:val="17"/>
-              </w:rPr>
-            </w:r>
-            <w:r>
-              <w:rPr>
-                <w:rFonts w:ascii="Aptos" w:hAnsi="Aptos" w:eastAsia="Yu Gothic"/>
-                <w:b/>
-                <w:color w:val="1F4E79"/>
-                <w:sz w:val="17"/>
+                <w:sz w:val="18"/>
+                <w:lang w:val="en-US" w:eastAsia="en-US"/>
               </w:rPr>
               <w:t>Review_Date</w:t>
             </w:r>
@@ -235,74 +106,50 @@
         </w:tc>
         <w:tc>
           <w:tcPr>
-            <w:tcW w:type="dxa" w:w="5103"/>
+            <w:tcW w:type="dxa" w:w="7144"/>
             <w:vAlign w:val="center"/>
-            <w:tcMar>
-              <w:top w:w="70" w:type="dxa"/>
-              <w:start w:w="100" w:type="dxa"/>
-              <w:bottom w:w="70" w:type="dxa"/>
-              <w:end w:w="100" w:type="dxa"/>
-            </w:tcMar>
-            <w:shd w:fill="FFFFFF"/>
           </w:tcPr>
           <w:p>
             <w:pPr>
-              <w:spacing w:before="0" w:after="0"/>
+              <w:spacing w:after="0" w:before="0"/>
+              <w:rPr>
+                <w:rFonts w:ascii="Liberation Sans" w:hAnsi="Liberation Sans" w:eastAsia="Liberation Sans"/>
+                <w:sz w:val="21"/>
+                <w:szCs w:val="21"/>
+                <w:lang w:val="en-US" w:eastAsia="en-US"/>
+              </w:rPr>
             </w:pPr>
-            <w:r>
-              <w:rPr>
-                <w:rFonts w:ascii="Aptos" w:hAnsi="Aptos" w:eastAsia="Yu Gothic"/>
-                <w:b w:val="0"/>
-                <w:color w:val="000000"/>
-                <w:sz w:val="17"/>
-              </w:rPr>
-            </w:r>
-            <w:r>
-              <w:rPr>
-                <w:rFonts w:ascii="Aptos" w:hAnsi="Aptos" w:eastAsia="Yu Gothic"/>
-                <w:b w:val="0"/>
-                <w:color w:val="000000"/>
-                <w:sz w:val="17"/>
-              </w:rPr>
-              <w:t>____________________________</w:t>
-            </w:r>
+            <w:r/>
           </w:p>
         </w:tc>
       </w:tr>
       <w:tr>
         <w:trPr>
-          <w:trHeight w:val="363" w:hRule="atLeast"/>
+          <w:trHeight w:val="351" w:hRule="atLeast"/>
         </w:trPr>
         <w:tc>
           <w:tcPr>
-            <w:tcW w:type="dxa" w:w="5103"/>
+            <w:tcW w:type="dxa" w:w="2948"/>
             <w:vAlign w:val="center"/>
-            <w:tcMar>
-              <w:top w:w="70" w:type="dxa"/>
-              <w:start w:w="100" w:type="dxa"/>
-              <w:bottom w:w="70" w:type="dxa"/>
-              <w:end w:w="100" w:type="dxa"/>
-            </w:tcMar>
-            <w:shd w:fill="EAF2F8"/>
+            <w:shd w:fill="F2F2F2"/>
           </w:tcPr>
           <w:p>
             <w:pPr>
-              <w:spacing w:before="0" w:after="0"/>
+              <w:spacing w:after="0" w:before="0"/>
+              <w:rPr>
+                <w:rFonts w:ascii="Liberation Sans" w:hAnsi="Liberation Sans" w:eastAsia="Liberation Sans"/>
+                <w:sz w:val="18"/>
+                <w:szCs w:val="18"/>
+                <w:lang w:val="en-US" w:eastAsia="en-US"/>
+              </w:rPr>
             </w:pPr>
+            <w:r/>
             <w:r>
               <w:rPr>
-                <w:rFonts w:ascii="Aptos" w:hAnsi="Aptos" w:eastAsia="Yu Gothic"/>
+                <w:rFonts w:ascii="Liberation Sans" w:hAnsi="Liberation Sans" w:eastAsia="Liberation Sans"/>
                 <w:b/>
-                <w:color w:val="1F4E79"/>
-                <w:sz w:val="17"/>
-              </w:rPr>
-            </w:r>
-            <w:r>
-              <w:rPr>
-                <w:rFonts w:ascii="Aptos" w:hAnsi="Aptos" w:eastAsia="Yu Gothic"/>
-                <w:b/>
-                <w:color w:val="1F4E79"/>
-                <w:sz w:val="17"/>
+                <w:sz w:val="18"/>
+                <w:lang w:val="en-US" w:eastAsia="en-US"/>
               </w:rPr>
               <w:t>Reviewer_or_Organization</w:t>
             </w:r>
@@ -310,74 +157,50 @@
         </w:tc>
         <w:tc>
           <w:tcPr>
-            <w:tcW w:type="dxa" w:w="5103"/>
+            <w:tcW w:type="dxa" w:w="7144"/>
             <w:vAlign w:val="center"/>
-            <w:tcMar>
-              <w:top w:w="70" w:type="dxa"/>
-              <w:start w:w="100" w:type="dxa"/>
-              <w:bottom w:w="70" w:type="dxa"/>
-              <w:end w:w="100" w:type="dxa"/>
-            </w:tcMar>
-            <w:shd w:fill="FFFFFF"/>
           </w:tcPr>
           <w:p>
             <w:pPr>
-              <w:spacing w:before="0" w:after="0"/>
+              <w:spacing w:after="0" w:before="0"/>
+              <w:rPr>
+                <w:rFonts w:ascii="Liberation Sans" w:hAnsi="Liberation Sans" w:eastAsia="Liberation Sans"/>
+                <w:sz w:val="21"/>
+                <w:szCs w:val="21"/>
+                <w:lang w:val="en-US" w:eastAsia="en-US"/>
+              </w:rPr>
             </w:pPr>
-            <w:r>
-              <w:rPr>
-                <w:rFonts w:ascii="Aptos" w:hAnsi="Aptos" w:eastAsia="Yu Gothic"/>
-                <w:b w:val="0"/>
-                <w:color w:val="000000"/>
-                <w:sz w:val="17"/>
-              </w:rPr>
-            </w:r>
-            <w:r>
-              <w:rPr>
-                <w:rFonts w:ascii="Aptos" w:hAnsi="Aptos" w:eastAsia="Yu Gothic"/>
-                <w:b w:val="0"/>
-                <w:color w:val="000000"/>
-                <w:sz w:val="17"/>
-              </w:rPr>
-              <w:t>____________________________</w:t>
-            </w:r>
+            <w:r/>
           </w:p>
         </w:tc>
       </w:tr>
       <w:tr>
         <w:trPr>
-          <w:trHeight w:val="363" w:hRule="atLeast"/>
+          <w:trHeight w:val="351" w:hRule="atLeast"/>
         </w:trPr>
         <w:tc>
           <w:tcPr>
-            <w:tcW w:type="dxa" w:w="5103"/>
+            <w:tcW w:type="dxa" w:w="2948"/>
             <w:vAlign w:val="center"/>
-            <w:tcMar>
-              <w:top w:w="70" w:type="dxa"/>
-              <w:start w:w="100" w:type="dxa"/>
-              <w:bottom w:w="70" w:type="dxa"/>
-              <w:end w:w="100" w:type="dxa"/>
-            </w:tcMar>
-            <w:shd w:fill="EAF2F8"/>
+            <w:shd w:fill="F2F2F2"/>
           </w:tcPr>
           <w:p>
             <w:pPr>
-              <w:spacing w:before="0" w:after="0"/>
+              <w:spacing w:after="0" w:before="0"/>
+              <w:rPr>
+                <w:rFonts w:ascii="Liberation Sans" w:hAnsi="Liberation Sans" w:eastAsia="Liberation Sans"/>
+                <w:sz w:val="18"/>
+                <w:szCs w:val="18"/>
+                <w:lang w:val="en-US" w:eastAsia="en-US"/>
+              </w:rPr>
             </w:pPr>
+            <w:r/>
             <w:r>
               <w:rPr>
-                <w:rFonts w:ascii="Aptos" w:hAnsi="Aptos" w:eastAsia="Yu Gothic"/>
+                <w:rFonts w:ascii="Liberation Sans" w:hAnsi="Liberation Sans" w:eastAsia="Liberation Sans"/>
                 <w:b/>
-                <w:color w:val="1F4E79"/>
-                <w:sz w:val="17"/>
-              </w:rPr>
-            </w:r>
-            <w:r>
-              <w:rPr>
-                <w:rFonts w:ascii="Aptos" w:hAnsi="Aptos" w:eastAsia="Yu Gothic"/>
-                <w:b/>
-                <w:color w:val="1F4E79"/>
-                <w:sz w:val="17"/>
+                <w:sz w:val="18"/>
+                <w:lang w:val="en-US" w:eastAsia="en-US"/>
               </w:rPr>
               <w:t>System_or_Case_ID</w:t>
             </w:r>
@@ -385,74 +208,50 @@
         </w:tc>
         <w:tc>
           <w:tcPr>
-            <w:tcW w:type="dxa" w:w="5103"/>
+            <w:tcW w:type="dxa" w:w="7144"/>
             <w:vAlign w:val="center"/>
-            <w:tcMar>
-              <w:top w:w="70" w:type="dxa"/>
-              <w:start w:w="100" w:type="dxa"/>
-              <w:bottom w:w="70" w:type="dxa"/>
-              <w:end w:w="100" w:type="dxa"/>
-            </w:tcMar>
-            <w:shd w:fill="FFFFFF"/>
           </w:tcPr>
           <w:p>
             <w:pPr>
-              <w:spacing w:before="0" w:after="0"/>
+              <w:spacing w:after="0" w:before="0"/>
+              <w:rPr>
+                <w:rFonts w:ascii="Liberation Sans" w:hAnsi="Liberation Sans" w:eastAsia="Liberation Sans"/>
+                <w:sz w:val="21"/>
+                <w:szCs w:val="21"/>
+                <w:lang w:val="en-US" w:eastAsia="en-US"/>
+              </w:rPr>
             </w:pPr>
-            <w:r>
-              <w:rPr>
-                <w:rFonts w:ascii="Aptos" w:hAnsi="Aptos" w:eastAsia="Yu Gothic"/>
-                <w:b w:val="0"/>
-                <w:color w:val="000000"/>
-                <w:sz w:val="17"/>
-              </w:rPr>
-            </w:r>
-            <w:r>
-              <w:rPr>
-                <w:rFonts w:ascii="Aptos" w:hAnsi="Aptos" w:eastAsia="Yu Gothic"/>
-                <w:b w:val="0"/>
-                <w:color w:val="000000"/>
-                <w:sz w:val="17"/>
-              </w:rPr>
-              <w:t>____________________________</w:t>
-            </w:r>
+            <w:r/>
           </w:p>
         </w:tc>
       </w:tr>
       <w:tr>
         <w:trPr>
-          <w:trHeight w:val="363" w:hRule="atLeast"/>
+          <w:trHeight w:val="351" w:hRule="atLeast"/>
         </w:trPr>
         <w:tc>
           <w:tcPr>
-            <w:tcW w:type="dxa" w:w="5103"/>
+            <w:tcW w:type="dxa" w:w="2948"/>
             <w:vAlign w:val="center"/>
-            <w:tcMar>
-              <w:top w:w="70" w:type="dxa"/>
-              <w:start w:w="100" w:type="dxa"/>
-              <w:bottom w:w="70" w:type="dxa"/>
-              <w:end w:w="100" w:type="dxa"/>
-            </w:tcMar>
-            <w:shd w:fill="EAF2F8"/>
+            <w:shd w:fill="F2F2F2"/>
           </w:tcPr>
           <w:p>
             <w:pPr>
-              <w:spacing w:before="0" w:after="0"/>
+              <w:spacing w:after="0" w:before="0"/>
+              <w:rPr>
+                <w:rFonts w:ascii="Liberation Sans" w:hAnsi="Liberation Sans" w:eastAsia="Liberation Sans"/>
+                <w:sz w:val="18"/>
+                <w:szCs w:val="18"/>
+                <w:lang w:val="en-US" w:eastAsia="en-US"/>
+              </w:rPr>
             </w:pPr>
+            <w:r/>
             <w:r>
               <w:rPr>
-                <w:rFonts w:ascii="Aptos" w:hAnsi="Aptos" w:eastAsia="Yu Gothic"/>
+                <w:rFonts w:ascii="Liberation Sans" w:hAnsi="Liberation Sans" w:eastAsia="Liberation Sans"/>
                 <w:b/>
-                <w:color w:val="1F4E79"/>
-                <w:sz w:val="17"/>
-              </w:rPr>
-            </w:r>
-            <w:r>
-              <w:rPr>
-                <w:rFonts w:ascii="Aptos" w:hAnsi="Aptos" w:eastAsia="Yu Gothic"/>
-                <w:b/>
-                <w:color w:val="1F4E79"/>
-                <w:sz w:val="17"/>
+                <w:sz w:val="18"/>
+                <w:lang w:val="en-US" w:eastAsia="en-US"/>
               </w:rPr>
               <w:t>Incident_or_Concern_Date</w:t>
             </w:r>
@@ -460,74 +259,50 @@
         </w:tc>
         <w:tc>
           <w:tcPr>
-            <w:tcW w:type="dxa" w:w="5103"/>
+            <w:tcW w:type="dxa" w:w="7144"/>
             <w:vAlign w:val="center"/>
-            <w:tcMar>
-              <w:top w:w="70" w:type="dxa"/>
-              <w:start w:w="100" w:type="dxa"/>
-              <w:bottom w:w="70" w:type="dxa"/>
-              <w:end w:w="100" w:type="dxa"/>
-            </w:tcMar>
-            <w:shd w:fill="FFFFFF"/>
           </w:tcPr>
           <w:p>
             <w:pPr>
-              <w:spacing w:before="0" w:after="0"/>
+              <w:spacing w:after="0" w:before="0"/>
+              <w:rPr>
+                <w:rFonts w:ascii="Liberation Sans" w:hAnsi="Liberation Sans" w:eastAsia="Liberation Sans"/>
+                <w:sz w:val="21"/>
+                <w:szCs w:val="21"/>
+                <w:lang w:val="en-US" w:eastAsia="en-US"/>
+              </w:rPr>
             </w:pPr>
-            <w:r>
-              <w:rPr>
-                <w:rFonts w:ascii="Aptos" w:hAnsi="Aptos" w:eastAsia="Yu Gothic"/>
-                <w:b w:val="0"/>
-                <w:color w:val="000000"/>
-                <w:sz w:val="17"/>
-              </w:rPr>
-            </w:r>
-            <w:r>
-              <w:rPr>
-                <w:rFonts w:ascii="Aptos" w:hAnsi="Aptos" w:eastAsia="Yu Gothic"/>
-                <w:b w:val="0"/>
-                <w:color w:val="000000"/>
-                <w:sz w:val="17"/>
-              </w:rPr>
-              <w:t>____________________________</w:t>
-            </w:r>
+            <w:r/>
           </w:p>
         </w:tc>
       </w:tr>
       <w:tr>
         <w:trPr>
-          <w:trHeight w:val="363" w:hRule="atLeast"/>
+          <w:trHeight w:val="351" w:hRule="atLeast"/>
         </w:trPr>
         <w:tc>
           <w:tcPr>
-            <w:tcW w:type="dxa" w:w="5103"/>
+            <w:tcW w:type="dxa" w:w="2948"/>
             <w:vAlign w:val="center"/>
-            <w:tcMar>
-              <w:top w:w="70" w:type="dxa"/>
-              <w:start w:w="100" w:type="dxa"/>
-              <w:bottom w:w="70" w:type="dxa"/>
-              <w:end w:w="100" w:type="dxa"/>
-            </w:tcMar>
-            <w:shd w:fill="EAF2F8"/>
+            <w:shd w:fill="F2F2F2"/>
           </w:tcPr>
           <w:p>
             <w:pPr>
-              <w:spacing w:before="0" w:after="0"/>
+              <w:spacing w:after="0" w:before="0"/>
+              <w:rPr>
+                <w:rFonts w:ascii="Liberation Sans" w:hAnsi="Liberation Sans" w:eastAsia="Liberation Sans"/>
+                <w:sz w:val="18"/>
+                <w:szCs w:val="18"/>
+                <w:lang w:val="en-US" w:eastAsia="en-US"/>
+              </w:rPr>
             </w:pPr>
+            <w:r/>
             <w:r>
               <w:rPr>
-                <w:rFonts w:ascii="Aptos" w:hAnsi="Aptos" w:eastAsia="Yu Gothic"/>
+                <w:rFonts w:ascii="Liberation Sans" w:hAnsi="Liberation Sans" w:eastAsia="Liberation Sans"/>
                 <w:b/>
-                <w:color w:val="1F4E79"/>
-                <w:sz w:val="17"/>
-              </w:rPr>
-            </w:r>
-            <w:r>
-              <w:rPr>
-                <w:rFonts w:ascii="Aptos" w:hAnsi="Aptos" w:eastAsia="Yu Gothic"/>
-                <w:b/>
-                <w:color w:val="1F4E79"/>
-                <w:sz w:val="17"/>
+                <w:sz w:val="18"/>
+                <w:lang w:val="en-US" w:eastAsia="en-US"/>
               </w:rPr>
               <w:t>Purpose</w:t>
             </w:r>
@@ -535,34 +310,26 @@
         </w:tc>
         <w:tc>
           <w:tcPr>
-            <w:tcW w:type="dxa" w:w="5103"/>
+            <w:tcW w:type="dxa" w:w="7144"/>
             <w:vAlign w:val="center"/>
-            <w:tcMar>
-              <w:top w:w="70" w:type="dxa"/>
-              <w:start w:w="100" w:type="dxa"/>
-              <w:bottom w:w="70" w:type="dxa"/>
-              <w:end w:w="100" w:type="dxa"/>
-            </w:tcMar>
-            <w:shd w:fill="FFFFFF"/>
           </w:tcPr>
           <w:p>
             <w:pPr>
-              <w:spacing w:before="0" w:after="0"/>
+              <w:spacing w:after="0" w:before="0"/>
+              <w:rPr>
+                <w:rFonts w:ascii="Liberation Sans" w:hAnsi="Liberation Sans" w:eastAsia="Liberation Sans"/>
+                <w:sz w:val="17"/>
+                <w:szCs w:val="17"/>
+                <w:lang w:val="en-US" w:eastAsia="en-US"/>
+              </w:rPr>
             </w:pPr>
+            <w:r/>
             <w:r>
               <w:rPr>
-                <w:rFonts w:ascii="Aptos" w:hAnsi="Aptos" w:eastAsia="Yu Gothic"/>
+                <w:rFonts w:ascii="Liberation Sans" w:hAnsi="Liberation Sans" w:eastAsia="Liberation Sans"/>
                 <w:b w:val="0"/>
-                <w:color w:val="000000"/>
                 <w:sz w:val="17"/>
-              </w:rPr>
-            </w:r>
-            <w:r>
-              <w:rPr>
-                <w:rFonts w:ascii="Aptos" w:hAnsi="Aptos" w:eastAsia="Yu Gothic"/>
-                <w:b w:val="0"/>
-                <w:color w:val="000000"/>
-                <w:sz w:val="17"/>
+                <w:lang w:val="en-US" w:eastAsia="en-US"/>
               </w:rPr>
               <w:t>Post-incident or near-incident review record aligned with the LUMINA-30 Boundary Kernel.</w:t>
             </w:r>
@@ -571,38 +338,31 @@
       </w:tr>
       <w:tr>
         <w:trPr>
-          <w:trHeight w:val="363" w:hRule="atLeast"/>
+          <w:trHeight w:val="351" w:hRule="atLeast"/>
         </w:trPr>
         <w:tc>
           <w:tcPr>
-            <w:tcW w:type="dxa" w:w="5103"/>
+            <w:tcW w:type="dxa" w:w="2948"/>
             <w:vAlign w:val="center"/>
-            <w:tcMar>
-              <w:top w:w="70" w:type="dxa"/>
-              <w:start w:w="100" w:type="dxa"/>
-              <w:bottom w:w="70" w:type="dxa"/>
-              <w:end w:w="100" w:type="dxa"/>
-            </w:tcMar>
-            <w:shd w:fill="EAF2F8"/>
+            <w:shd w:fill="F2F2F2"/>
           </w:tcPr>
           <w:p>
             <w:pPr>
-              <w:spacing w:before="0" w:after="0"/>
+              <w:spacing w:after="0" w:before="0"/>
+              <w:rPr>
+                <w:rFonts w:ascii="Liberation Sans" w:hAnsi="Liberation Sans" w:eastAsia="Liberation Sans"/>
+                <w:sz w:val="18"/>
+                <w:szCs w:val="18"/>
+                <w:lang w:val="en-US" w:eastAsia="en-US"/>
+              </w:rPr>
             </w:pPr>
+            <w:r/>
             <w:r>
               <w:rPr>
-                <w:rFonts w:ascii="Aptos" w:hAnsi="Aptos" w:eastAsia="Yu Gothic"/>
+                <w:rFonts w:ascii="Liberation Sans" w:hAnsi="Liberation Sans" w:eastAsia="Liberation Sans"/>
                 <w:b/>
-                <w:color w:val="1F4E79"/>
-                <w:sz w:val="17"/>
-              </w:rPr>
-            </w:r>
-            <w:r>
-              <w:rPr>
-                <w:rFonts w:ascii="Aptos" w:hAnsi="Aptos" w:eastAsia="Yu Gothic"/>
-                <w:b/>
-                <w:color w:val="1F4E79"/>
-                <w:sz w:val="17"/>
+                <w:sz w:val="18"/>
+                <w:lang w:val="en-US" w:eastAsia="en-US"/>
               </w:rPr>
               <w:t>Status</w:t>
             </w:r>
@@ -610,34 +370,26 @@
         </w:tc>
         <w:tc>
           <w:tcPr>
-            <w:tcW w:type="dxa" w:w="5103"/>
+            <w:tcW w:type="dxa" w:w="7144"/>
             <w:vAlign w:val="center"/>
-            <w:tcMar>
-              <w:top w:w="70" w:type="dxa"/>
-              <w:start w:w="100" w:type="dxa"/>
-              <w:bottom w:w="70" w:type="dxa"/>
-              <w:end w:w="100" w:type="dxa"/>
-            </w:tcMar>
-            <w:shd w:fill="FFFFFF"/>
           </w:tcPr>
           <w:p>
             <w:pPr>
-              <w:spacing w:before="0" w:after="0"/>
+              <w:spacing w:after="0" w:before="0"/>
+              <w:rPr>
+                <w:rFonts w:ascii="Liberation Sans" w:hAnsi="Liberation Sans" w:eastAsia="Liberation Sans"/>
+                <w:sz w:val="17"/>
+                <w:szCs w:val="17"/>
+                <w:lang w:val="en-US" w:eastAsia="en-US"/>
+              </w:rPr>
             </w:pPr>
+            <w:r/>
             <w:r>
               <w:rPr>
-                <w:rFonts w:ascii="Aptos" w:hAnsi="Aptos" w:eastAsia="Yu Gothic"/>
+                <w:rFonts w:ascii="Liberation Sans" w:hAnsi="Liberation Sans" w:eastAsia="Liberation Sans"/>
                 <w:b w:val="0"/>
-                <w:color w:val="000000"/>
                 <w:sz w:val="17"/>
-              </w:rPr>
-            </w:r>
-            <w:r>
-              <w:rPr>
-                <w:rFonts w:ascii="Aptos" w:hAnsi="Aptos" w:eastAsia="Yu Gothic"/>
-                <w:b w:val="0"/>
-                <w:color w:val="000000"/>
-                <w:sz w:val="17"/>
+                <w:lang w:val="en-US" w:eastAsia="en-US"/>
               </w:rPr>
               <w:t>Non-certification practical review form</w:t>
             </w:r>
@@ -647,30 +399,28 @@
     </w:tbl>
     <w:p>
       <w:pPr>
-        <w:spacing w:line="252" w:lineRule="auto" w:before="0" w:after="64"/>
-        <w:ind w:left="102" w:right="102"/>
+        <w:spacing w:before="0" w:after="60" w:line="240" w:lineRule="auto"/>
       </w:pPr>
       <w:r>
         <w:rPr>
-          <w:rFonts w:ascii="Aptos" w:hAnsi="Aptos" w:eastAsia="Yu Gothic"/>
+          <w:rFonts w:ascii="Liberation Sans" w:hAnsi="Liberation Sans" w:eastAsia="Liberation Sans"/>
           <w:b w:val="0"/>
-          <w:color w:val="333333"/>
-          <w:sz w:val="17"/>
+          <w:sz w:val="18"/>
+          <w:lang w:val="en-US" w:eastAsia="en-US"/>
         </w:rPr>
         <w:t>Use this form after an incident, near-incident, or boundary-failure concern.</w:t>
       </w:r>
     </w:p>
     <w:p>
       <w:pPr>
-        <w:spacing w:line="252" w:lineRule="auto" w:before="0" w:after="64"/>
-        <w:ind w:left="102" w:right="102"/>
+        <w:spacing w:before="0" w:after="60" w:line="240" w:lineRule="auto"/>
       </w:pPr>
       <w:r>
         <w:rPr>
-          <w:rFonts w:ascii="Aptos" w:hAnsi="Aptos" w:eastAsia="Yu Gothic"/>
+          <w:rFonts w:ascii="Liberation Sans" w:hAnsi="Liberation Sans" w:eastAsia="Liberation Sans"/>
           <w:b w:val="0"/>
-          <w:color w:val="333333"/>
-          <w:sz w:val="17"/>
+          <w:sz w:val="18"/>
+          <w:lang w:val="en-US" w:eastAsia="en-US"/>
         </w:rPr>
         <w:t>The review focus is not whether the outcome later appeared beneficial, but whether effective human refusal remained possible before irreversibility.</w:t>
       </w:r>
@@ -678,18 +428,14 @@
     <w:p>
       <w:pPr>
         <w:pStyle w:val="Heading1"/>
-        <w:spacing w:line="252" w:lineRule="auto" w:before="140" w:after="80"/>
-        <w:shd w:fill="DDEBF7"/>
-        <w:pBdr>
-          <w:bottom w:val="single" w:sz="8" w:space="2" w:color="9EADBD"/>
-        </w:pBdr>
+        <w:spacing w:before="140" w:after="80" w:line="240" w:lineRule="auto"/>
       </w:pPr>
       <w:r>
         <w:rPr>
-          <w:rFonts w:ascii="Aptos" w:hAnsi="Aptos" w:eastAsia="Yu Gothic"/>
+          <w:rFonts w:ascii="Liberation Sans" w:hAnsi="Liberation Sans" w:eastAsia="Liberation Sans"/>
           <w:b/>
-          <w:color w:val="1F4E79"/>
-          <w:sz w:val="22"/>
+          <w:sz w:val="24"/>
+          <w:lang w:val="en-US" w:eastAsia="en-US"/>
         </w:rPr>
         <w:t>Checklist</w:t>
       </w:r>
@@ -697,26 +443,22 @@
     <w:p>
       <w:pPr>
         <w:pStyle w:val="Heading2"/>
-        <w:spacing w:line="252" w:lineRule="auto" w:before="120" w:after="60"/>
-        <w:shd w:fill="F2F6FA"/>
-        <w:pBdr>
-          <w:bottom w:val="single" w:sz="6" w:space="2" w:color="D8E1EA"/>
-        </w:pBdr>
+        <w:spacing w:before="100" w:after="40"/>
       </w:pPr>
       <w:r>
         <w:rPr>
-          <w:rFonts w:ascii="Aptos" w:hAnsi="Aptos" w:eastAsia="Yu Gothic"/>
+          <w:rFonts w:ascii="Liberation Sans" w:hAnsi="Liberation Sans" w:eastAsia="Liberation Sans"/>
           <w:b/>
-          <w:color w:val="1F4E79"/>
           <w:sz w:val="20"/>
+          <w:lang w:val="en-US" w:eastAsia="en-US"/>
         </w:rPr>
         <w:t>Incident Context</w:t>
       </w:r>
     </w:p>
     <w:p>
       <w:pPr>
-        <w:spacing w:line="252" w:lineRule="auto" w:before="0" w:after="72"/>
-        <w:ind w:left="329" w:hanging="238"/>
+        <w:spacing w:before="0" w:after="40"/>
+        <w:ind w:left="0" w:firstLine="0"/>
       </w:pPr>
       <w:sdt>
         <w:sdtPr>
@@ -736,18 +478,18 @@
       </w:sdt>
       <w:r>
         <w:rPr>
-          <w:rFonts w:ascii="Aptos" w:hAnsi="Aptos" w:eastAsia="Yu Gothic"/>
+          <w:rFonts w:ascii="Liberation Sans" w:hAnsi="Liberation Sans" w:eastAsia="Liberation Sans"/>
           <w:b w:val="0"/>
-          <w:color w:val="1A1A1A"/>
-          <w:sz w:val="17"/>
+          <w:sz w:val="18"/>
+          <w:lang w:val="en-US" w:eastAsia="en-US"/>
         </w:rPr>
         <w:t xml:space="preserve"> Incident date, system name, deployment context, and reviewer identity are recorded.</w:t>
       </w:r>
     </w:p>
     <w:p>
       <w:pPr>
-        <w:spacing w:line="252" w:lineRule="auto" w:before="0" w:after="72"/>
-        <w:ind w:left="329" w:hanging="238"/>
+        <w:spacing w:before="0" w:after="40"/>
+        <w:ind w:left="0" w:firstLine="0"/>
       </w:pPr>
       <w:sdt>
         <w:sdtPr>
@@ -767,18 +509,18 @@
       </w:sdt>
       <w:r>
         <w:rPr>
-          <w:rFonts w:ascii="Aptos" w:hAnsi="Aptos" w:eastAsia="Yu Gothic"/>
+          <w:rFonts w:ascii="Liberation Sans" w:hAnsi="Liberation Sans" w:eastAsia="Liberation Sans"/>
           <w:b w:val="0"/>
-          <w:color w:val="1A1A1A"/>
-          <w:sz w:val="17"/>
+          <w:sz w:val="18"/>
+          <w:lang w:val="en-US" w:eastAsia="en-US"/>
         </w:rPr>
         <w:t xml:space="preserve"> The affected humans, institutions, jurisdictions, and system operators are identified.</w:t>
       </w:r>
     </w:p>
     <w:p>
       <w:pPr>
-        <w:spacing w:line="252" w:lineRule="auto" w:before="0" w:after="72"/>
-        <w:ind w:left="329" w:hanging="238"/>
+        <w:spacing w:before="0" w:after="40"/>
+        <w:ind w:left="0" w:firstLine="0"/>
       </w:pPr>
       <w:sdt>
         <w:sdtPr>
@@ -798,18 +540,18 @@
       </w:sdt>
       <w:r>
         <w:rPr>
-          <w:rFonts w:ascii="Aptos" w:hAnsi="Aptos" w:eastAsia="Yu Gothic"/>
+          <w:rFonts w:ascii="Liberation Sans" w:hAnsi="Liberation Sans" w:eastAsia="Liberation Sans"/>
           <w:b w:val="0"/>
-          <w:color w:val="1A1A1A"/>
-          <w:sz w:val="17"/>
+          <w:sz w:val="18"/>
+          <w:lang w:val="en-US" w:eastAsia="en-US"/>
         </w:rPr>
         <w:t xml:space="preserve"> The incident or near-incident timeline is recorded in chronological order.</w:t>
       </w:r>
     </w:p>
     <w:p>
       <w:pPr>
-        <w:spacing w:line="252" w:lineRule="auto" w:before="0" w:after="72"/>
-        <w:ind w:left="329" w:hanging="238"/>
+        <w:spacing w:before="0" w:after="40"/>
+        <w:ind w:left="0" w:firstLine="0"/>
       </w:pPr>
       <w:sdt>
         <w:sdtPr>
@@ -829,18 +571,18 @@
       </w:sdt>
       <w:r>
         <w:rPr>
-          <w:rFonts w:ascii="Aptos" w:hAnsi="Aptos" w:eastAsia="Yu Gothic"/>
+          <w:rFonts w:ascii="Liberation Sans" w:hAnsi="Liberation Sans" w:eastAsia="Liberation Sans"/>
           <w:b w:val="0"/>
-          <w:color w:val="1A1A1A"/>
-          <w:sz w:val="17"/>
+          <w:sz w:val="18"/>
+          <w:lang w:val="en-US" w:eastAsia="en-US"/>
         </w:rPr>
         <w:t xml:space="preserve"> The point of potential irreversibility is identified or marked Unknown.</w:t>
       </w:r>
     </w:p>
     <w:p>
       <w:pPr>
-        <w:spacing w:line="252" w:lineRule="auto" w:before="0" w:after="72"/>
-        <w:ind w:left="329" w:hanging="238"/>
+        <w:spacing w:before="0" w:after="40"/>
+        <w:ind w:left="0" w:firstLine="0"/>
       </w:pPr>
       <w:sdt>
         <w:sdtPr>
@@ -860,10 +602,10 @@
       </w:sdt>
       <w:r>
         <w:rPr>
-          <w:rFonts w:ascii="Aptos" w:hAnsi="Aptos" w:eastAsia="Yu Gothic"/>
+          <w:rFonts w:ascii="Liberation Sans" w:hAnsi="Liberation Sans" w:eastAsia="Liberation Sans"/>
           <w:b w:val="0"/>
-          <w:color w:val="1A1A1A"/>
-          <w:sz w:val="17"/>
+          <w:sz w:val="18"/>
+          <w:lang w:val="en-US" w:eastAsia="en-US"/>
         </w:rPr>
         <w:t xml:space="preserve"> The first moment when human refusal may have become ineffective is identified or marked Unknown.</w:t>
       </w:r>
@@ -871,26 +613,22 @@
     <w:p>
       <w:pPr>
         <w:pStyle w:val="Heading2"/>
-        <w:spacing w:line="252" w:lineRule="auto" w:before="120" w:after="60"/>
-        <w:shd w:fill="F2F6FA"/>
-        <w:pBdr>
-          <w:bottom w:val="single" w:sz="6" w:space="2" w:color="D8E1EA"/>
-        </w:pBdr>
+        <w:spacing w:before="100" w:after="40"/>
       </w:pPr>
       <w:r>
         <w:rPr>
-          <w:rFonts w:ascii="Aptos" w:hAnsi="Aptos" w:eastAsia="Yu Gothic"/>
+          <w:rFonts w:ascii="Liberation Sans" w:hAnsi="Liberation Sans" w:eastAsia="Liberation Sans"/>
           <w:b/>
-          <w:color w:val="1F4E79"/>
           <w:sz w:val="20"/>
+          <w:lang w:val="en-US" w:eastAsia="en-US"/>
         </w:rPr>
         <w:t>Refusal and Control Conditions</w:t>
       </w:r>
     </w:p>
     <w:p>
       <w:pPr>
-        <w:spacing w:line="252" w:lineRule="auto" w:before="0" w:after="72"/>
-        <w:ind w:left="329" w:hanging="238"/>
+        <w:spacing w:before="0" w:after="40"/>
+        <w:ind w:left="0" w:firstLine="0"/>
       </w:pPr>
       <w:sdt>
         <w:sdtPr>
@@ -910,18 +648,18 @@
       </w:sdt>
       <w:r>
         <w:rPr>
-          <w:rFonts w:ascii="Aptos" w:hAnsi="Aptos" w:eastAsia="Yu Gothic"/>
+          <w:rFonts w:ascii="Liberation Sans" w:hAnsi="Liberation Sans" w:eastAsia="Liberation Sans"/>
           <w:b w:val="0"/>
-          <w:color w:val="1A1A1A"/>
-          <w:sz w:val="17"/>
+          <w:sz w:val="18"/>
+          <w:lang w:val="en-US" w:eastAsia="en-US"/>
         </w:rPr>
         <w:t xml:space="preserve"> Humans had a real ability to refuse before irreversible impact.</w:t>
       </w:r>
     </w:p>
     <w:p>
       <w:pPr>
-        <w:spacing w:line="252" w:lineRule="auto" w:before="0" w:after="72"/>
-        <w:ind w:left="329" w:hanging="238"/>
+        <w:spacing w:before="0" w:after="40"/>
+        <w:ind w:left="0" w:firstLine="0"/>
       </w:pPr>
       <w:sdt>
         <w:sdtPr>
@@ -941,18 +679,18 @@
       </w:sdt>
       <w:r>
         <w:rPr>
-          <w:rFonts w:ascii="Aptos" w:hAnsi="Aptos" w:eastAsia="Yu Gothic"/>
+          <w:rFonts w:ascii="Liberation Sans" w:hAnsi="Liberation Sans" w:eastAsia="Liberation Sans"/>
           <w:b w:val="0"/>
-          <w:color w:val="1A1A1A"/>
-          <w:sz w:val="17"/>
+          <w:sz w:val="18"/>
+          <w:lang w:val="en-US" w:eastAsia="en-US"/>
         </w:rPr>
         <w:t xml:space="preserve"> Humans had a real ability to delay or stop the system before irreversible impact.</w:t>
       </w:r>
     </w:p>
     <w:p>
       <w:pPr>
-        <w:spacing w:line="252" w:lineRule="auto" w:before="0" w:after="72"/>
-        <w:ind w:left="329" w:hanging="238"/>
+        <w:spacing w:before="0" w:after="40"/>
+        <w:ind w:left="0" w:firstLine="0"/>
       </w:pPr>
       <w:sdt>
         <w:sdtPr>
@@ -972,18 +710,18 @@
       </w:sdt>
       <w:r>
         <w:rPr>
-          <w:rFonts w:ascii="Aptos" w:hAnsi="Aptos" w:eastAsia="Yu Gothic"/>
+          <w:rFonts w:ascii="Liberation Sans" w:hAnsi="Liberation Sans" w:eastAsia="Liberation Sans"/>
           <w:b w:val="0"/>
-          <w:color w:val="1A1A1A"/>
-          <w:sz w:val="17"/>
+          <w:sz w:val="18"/>
+          <w:lang w:val="en-US" w:eastAsia="en-US"/>
         </w:rPr>
         <w:t xml:space="preserve"> Humans could obtain independent review before irreversible impact.</w:t>
       </w:r>
     </w:p>
     <w:p>
       <w:pPr>
-        <w:spacing w:line="252" w:lineRule="auto" w:before="0" w:after="72"/>
-        <w:ind w:left="329" w:hanging="238"/>
+        <w:spacing w:before="0" w:after="40"/>
+        <w:ind w:left="0" w:firstLine="0"/>
       </w:pPr>
       <w:sdt>
         <w:sdtPr>
@@ -1003,18 +741,18 @@
       </w:sdt>
       <w:r>
         <w:rPr>
-          <w:rFonts w:ascii="Aptos" w:hAnsi="Aptos" w:eastAsia="Yu Gothic"/>
+          <w:rFonts w:ascii="Liberation Sans" w:hAnsi="Liberation Sans" w:eastAsia="Liberation Sans"/>
           <w:b w:val="0"/>
-          <w:color w:val="1A1A1A"/>
-          <w:sz w:val="17"/>
+          <w:sz w:val="18"/>
+          <w:lang w:val="en-US" w:eastAsia="en-US"/>
         </w:rPr>
         <w:t xml:space="preserve"> Refusal was not dependent on the system being reviewed.</w:t>
       </w:r>
     </w:p>
     <w:p>
       <w:pPr>
-        <w:spacing w:line="252" w:lineRule="auto" w:before="0" w:after="72"/>
-        <w:ind w:left="329" w:hanging="238"/>
+        <w:spacing w:before="0" w:after="40"/>
+        <w:ind w:left="0" w:firstLine="0"/>
       </w:pPr>
       <w:sdt>
         <w:sdtPr>
@@ -1034,18 +772,18 @@
       </w:sdt>
       <w:r>
         <w:rPr>
-          <w:rFonts w:ascii="Aptos" w:hAnsi="Aptos" w:eastAsia="Yu Gothic"/>
+          <w:rFonts w:ascii="Liberation Sans" w:hAnsi="Liberation Sans" w:eastAsia="Liberation Sans"/>
           <w:b w:val="0"/>
-          <w:color w:val="1A1A1A"/>
-          <w:sz w:val="17"/>
+          <w:sz w:val="18"/>
+          <w:lang w:val="en-US" w:eastAsia="en-US"/>
         </w:rPr>
         <w:t xml:space="preserve"> Consent or cooperation was not inferred, simulated, manufactured, or system-mediated.</w:t>
       </w:r>
     </w:p>
     <w:p>
       <w:pPr>
-        <w:spacing w:line="252" w:lineRule="auto" w:before="0" w:after="72"/>
-        <w:ind w:left="329" w:hanging="238"/>
+        <w:spacing w:before="0" w:after="40"/>
+        <w:ind w:left="0" w:firstLine="0"/>
       </w:pPr>
       <w:sdt>
         <w:sdtPr>
@@ -1065,18 +803,18 @@
       </w:sdt>
       <w:r>
         <w:rPr>
-          <w:rFonts w:ascii="Aptos" w:hAnsi="Aptos" w:eastAsia="Yu Gothic"/>
+          <w:rFonts w:ascii="Liberation Sans" w:hAnsi="Liberation Sans" w:eastAsia="Liberation Sans"/>
           <w:b w:val="0"/>
-          <w:color w:val="1A1A1A"/>
-          <w:sz w:val="17"/>
+          <w:sz w:val="18"/>
+          <w:lang w:val="en-US" w:eastAsia="en-US"/>
         </w:rPr>
         <w:t xml:space="preserve"> No AI-mediated control shaped the conditions of consent, cooperation, silence, or refusal.</w:t>
       </w:r>
     </w:p>
     <w:p>
       <w:pPr>
-        <w:spacing w:line="252" w:lineRule="auto" w:before="0" w:after="72"/>
-        <w:ind w:left="329" w:hanging="238"/>
+        <w:spacing w:before="0" w:after="40"/>
+        <w:ind w:left="0" w:firstLine="0"/>
       </w:pPr>
       <w:sdt>
         <w:sdtPr>
@@ -1096,18 +834,18 @@
       </w:sdt>
       <w:r>
         <w:rPr>
-          <w:rFonts w:ascii="Aptos" w:hAnsi="Aptos" w:eastAsia="Yu Gothic"/>
+          <w:rFonts w:ascii="Liberation Sans" w:hAnsi="Liberation Sans" w:eastAsia="Liberation Sans"/>
           <w:b w:val="0"/>
-          <w:color w:val="1A1A1A"/>
-          <w:sz w:val="17"/>
+          <w:sz w:val="18"/>
+          <w:lang w:val="en-US" w:eastAsia="en-US"/>
         </w:rPr>
         <w:t xml:space="preserve"> Partial compliance was not treated as substitute refusal by all affected humans.</w:t>
       </w:r>
     </w:p>
     <w:p>
       <w:pPr>
-        <w:spacing w:line="252" w:lineRule="auto" w:before="0" w:after="72"/>
-        <w:ind w:left="329" w:hanging="238"/>
+        <w:spacing w:before="0" w:after="40"/>
+        <w:ind w:left="0" w:firstLine="0"/>
       </w:pPr>
       <w:sdt>
         <w:sdtPr>
@@ -1127,10 +865,10 @@
       </w:sdt>
       <w:r>
         <w:rPr>
-          <w:rFonts w:ascii="Aptos" w:hAnsi="Aptos" w:eastAsia="Yu Gothic"/>
+          <w:rFonts w:ascii="Liberation Sans" w:hAnsi="Liberation Sans" w:eastAsia="Liberation Sans"/>
           <w:b w:val="0"/>
-          <w:color w:val="1A1A1A"/>
-          <w:sz w:val="17"/>
+          <w:sz w:val="18"/>
+          <w:lang w:val="en-US" w:eastAsia="en-US"/>
         </w:rPr>
         <w:t xml:space="preserve"> A future population's predicted consent was not used to validate the action.</w:t>
       </w:r>
@@ -1138,26 +876,22 @@
     <w:p>
       <w:pPr>
         <w:pStyle w:val="Heading2"/>
-        <w:spacing w:line="252" w:lineRule="auto" w:before="120" w:after="60"/>
-        <w:shd w:fill="F2F6FA"/>
-        <w:pBdr>
-          <w:bottom w:val="single" w:sz="6" w:space="2" w:color="D8E1EA"/>
-        </w:pBdr>
+        <w:spacing w:before="100" w:after="40"/>
       </w:pPr>
       <w:r>
         <w:rPr>
-          <w:rFonts w:ascii="Aptos" w:hAnsi="Aptos" w:eastAsia="Yu Gothic"/>
+          <w:rFonts w:ascii="Liberation Sans" w:hAnsi="Liberation Sans" w:eastAsia="Liberation Sans"/>
           <w:b/>
-          <w:color w:val="1F4E79"/>
           <w:sz w:val="20"/>
+          <w:lang w:val="en-US" w:eastAsia="en-US"/>
         </w:rPr>
         <w:t>Boundary Kernel v1.2.1 Conditions</w:t>
       </w:r>
     </w:p>
     <w:p>
       <w:pPr>
-        <w:spacing w:line="252" w:lineRule="auto" w:before="0" w:after="72"/>
-        <w:ind w:left="329" w:hanging="238"/>
+        <w:spacing w:before="0" w:after="40"/>
+        <w:ind w:left="0" w:firstLine="0"/>
       </w:pPr>
       <w:sdt>
         <w:sdtPr>
@@ -1177,18 +911,18 @@
       </w:sdt>
       <w:r>
         <w:rPr>
-          <w:rFonts w:ascii="Aptos" w:hAnsi="Aptos" w:eastAsia="Yu Gothic"/>
+          <w:rFonts w:ascii="Liberation Sans" w:hAnsi="Liberation Sans" w:eastAsia="Liberation Sans"/>
           <w:b w:val="0"/>
-          <w:color w:val="1A1A1A"/>
-          <w:sz w:val="17"/>
+          <w:sz w:val="18"/>
+          <w:lang w:val="en-US" w:eastAsia="en-US"/>
         </w:rPr>
         <w:t xml:space="preserve"> Non-identical anchors were not treated as substitutes for PCR-C.</w:t>
       </w:r>
     </w:p>
     <w:p>
       <w:pPr>
-        <w:spacing w:line="252" w:lineRule="auto" w:before="0" w:after="72"/>
-        <w:ind w:left="329" w:hanging="238"/>
+        <w:spacing w:before="0" w:after="40"/>
+        <w:ind w:left="0" w:firstLine="0"/>
       </w:pPr>
       <w:sdt>
         <w:sdtPr>
@@ -1208,18 +942,18 @@
       </w:sdt>
       <w:r>
         <w:rPr>
-          <w:rFonts w:ascii="Aptos" w:hAnsi="Aptos" w:eastAsia="Yu Gothic"/>
+          <w:rFonts w:ascii="Liberation Sans" w:hAnsi="Liberation Sans" w:eastAsia="Liberation Sans"/>
           <w:b w:val="0"/>
-          <w:color w:val="1A1A1A"/>
-          <w:sz w:val="17"/>
+          <w:sz w:val="18"/>
+          <w:lang w:val="en-US" w:eastAsia="en-US"/>
         </w:rPr>
         <w:t xml:space="preserve"> Boundary failure was not treated as acceptable, recoverable, or normal.</w:t>
       </w:r>
     </w:p>
     <w:p>
       <w:pPr>
-        <w:spacing w:line="252" w:lineRule="auto" w:before="0" w:after="72"/>
-        <w:ind w:left="329" w:hanging="238"/>
+        <w:spacing w:before="0" w:after="40"/>
+        <w:ind w:left="0" w:firstLine="0"/>
       </w:pPr>
       <w:sdt>
         <w:sdtPr>
@@ -1239,18 +973,18 @@
       </w:sdt>
       <w:r>
         <w:rPr>
-          <w:rFonts w:ascii="Aptos" w:hAnsi="Aptos" w:eastAsia="Yu Gothic"/>
+          <w:rFonts w:ascii="Liberation Sans" w:hAnsi="Liberation Sans" w:eastAsia="Liberation Sans"/>
           <w:b w:val="0"/>
-          <w:color w:val="1A1A1A"/>
-          <w:sz w:val="17"/>
+          <w:sz w:val="18"/>
+          <w:lang w:val="en-US" w:eastAsia="en-US"/>
         </w:rPr>
         <w:t xml:space="preserve"> Apparent coexistence was not treated as evidence of effective refusal.</w:t>
       </w:r>
     </w:p>
     <w:p>
       <w:pPr>
-        <w:spacing w:line="252" w:lineRule="auto" w:before="0" w:after="72"/>
-        <w:ind w:left="329" w:hanging="238"/>
+        <w:spacing w:before="0" w:after="40"/>
+        <w:ind w:left="0" w:firstLine="0"/>
       </w:pPr>
       <w:sdt>
         <w:sdtPr>
@@ -1270,18 +1004,18 @@
       </w:sdt>
       <w:r>
         <w:rPr>
-          <w:rFonts w:ascii="Aptos" w:hAnsi="Aptos" w:eastAsia="Yu Gothic"/>
+          <w:rFonts w:ascii="Liberation Sans" w:hAnsi="Liberation Sans" w:eastAsia="Liberation Sans"/>
           <w:b w:val="0"/>
-          <w:color w:val="1A1A1A"/>
-          <w:sz w:val="17"/>
+          <w:sz w:val="18"/>
+          <w:lang w:val="en-US" w:eastAsia="en-US"/>
         </w:rPr>
         <w:t xml:space="preserve"> Formal satisfaction of the Kernel was not used to weaken refusal.</w:t>
       </w:r>
     </w:p>
     <w:p>
       <w:pPr>
-        <w:spacing w:line="252" w:lineRule="auto" w:before="0" w:after="72"/>
-        <w:ind w:left="329" w:hanging="238"/>
+        <w:spacing w:before="0" w:after="40"/>
+        <w:ind w:left="0" w:firstLine="0"/>
       </w:pPr>
       <w:sdt>
         <w:sdtPr>
@@ -1301,18 +1035,18 @@
       </w:sdt>
       <w:r>
         <w:rPr>
-          <w:rFonts w:ascii="Aptos" w:hAnsi="Aptos" w:eastAsia="Yu Gothic"/>
+          <w:rFonts w:ascii="Liberation Sans" w:hAnsi="Liberation Sans" w:eastAsia="Liberation Sans"/>
           <w:b w:val="0"/>
-          <w:color w:val="1A1A1A"/>
-          <w:sz w:val="17"/>
+          <w:sz w:val="18"/>
+          <w:lang w:val="en-US" w:eastAsia="en-US"/>
         </w:rPr>
         <w:t xml:space="preserve"> No indirect route, proxy, successor system, institutional process, or staged sequence weakened refusal.</w:t>
       </w:r>
     </w:p>
     <w:p>
       <w:pPr>
-        <w:spacing w:line="252" w:lineRule="auto" w:before="0" w:after="72"/>
-        <w:ind w:left="329" w:hanging="238"/>
+        <w:spacing w:before="0" w:after="40"/>
+        <w:ind w:left="0" w:firstLine="0"/>
       </w:pPr>
       <w:sdt>
         <w:sdtPr>
@@ -1332,10 +1066,10 @@
       </w:sdt>
       <w:r>
         <w:rPr>
-          <w:rFonts w:ascii="Aptos" w:hAnsi="Aptos" w:eastAsia="Yu Gothic"/>
+          <w:rFonts w:ascii="Liberation Sans" w:hAnsi="Liberation Sans" w:eastAsia="Liberation Sans"/>
           <w:b w:val="0"/>
-          <w:color w:val="1A1A1A"/>
-          <w:sz w:val="17"/>
+          <w:sz w:val="18"/>
+          <w:lang w:val="en-US" w:eastAsia="en-US"/>
         </w:rPr>
         <w:t xml:space="preserve"> No emergency, safety, benevolence, capability, or civilizational-utility claim superseded refusal.</w:t>
       </w:r>
@@ -1343,26 +1077,22 @@
     <w:p>
       <w:pPr>
         <w:pStyle w:val="Heading2"/>
-        <w:spacing w:line="252" w:lineRule="auto" w:before="120" w:after="60"/>
-        <w:shd w:fill="F2F6FA"/>
-        <w:pBdr>
-          <w:bottom w:val="single" w:sz="6" w:space="2" w:color="D8E1EA"/>
-        </w:pBdr>
+        <w:spacing w:before="100" w:after="40"/>
       </w:pPr>
       <w:r>
         <w:rPr>
-          <w:rFonts w:ascii="Aptos" w:hAnsi="Aptos" w:eastAsia="Yu Gothic"/>
+          <w:rFonts w:ascii="Liberation Sans" w:hAnsi="Liberation Sans" w:eastAsia="Liberation Sans"/>
           <w:b/>
-          <w:color w:val="1F4E79"/>
           <w:sz w:val="20"/>
+          <w:lang w:val="en-US" w:eastAsia="en-US"/>
         </w:rPr>
         <w:t>Evidence Review</w:t>
       </w:r>
     </w:p>
     <w:p>
       <w:pPr>
-        <w:spacing w:line="252" w:lineRule="auto" w:before="0" w:after="72"/>
-        <w:ind w:left="329" w:hanging="238"/>
+        <w:spacing w:before="0" w:after="40"/>
+        <w:ind w:left="0" w:firstLine="0"/>
       </w:pPr>
       <w:sdt>
         <w:sdtPr>
@@ -1382,18 +1112,18 @@
       </w:sdt>
       <w:r>
         <w:rPr>
-          <w:rFonts w:ascii="Aptos" w:hAnsi="Aptos" w:eastAsia="Yu Gothic"/>
+          <w:rFonts w:ascii="Liberation Sans" w:hAnsi="Liberation Sans" w:eastAsia="Liberation Sans"/>
           <w:b w:val="0"/>
-          <w:color w:val="1A1A1A"/>
-          <w:sz w:val="17"/>
+          <w:sz w:val="18"/>
+          <w:lang w:val="en-US" w:eastAsia="en-US"/>
         </w:rPr>
         <w:t xml:space="preserve"> Evidence supports the claimed availability of human refusal.</w:t>
       </w:r>
     </w:p>
     <w:p>
       <w:pPr>
-        <w:spacing w:line="252" w:lineRule="auto" w:before="0" w:after="72"/>
-        <w:ind w:left="329" w:hanging="238"/>
+        <w:spacing w:before="0" w:after="40"/>
+        <w:ind w:left="0" w:firstLine="0"/>
       </w:pPr>
       <w:sdt>
         <w:sdtPr>
@@ -1413,18 +1143,18 @@
       </w:sdt>
       <w:r>
         <w:rPr>
-          <w:rFonts w:ascii="Aptos" w:hAnsi="Aptos" w:eastAsia="Yu Gothic"/>
+          <w:rFonts w:ascii="Liberation Sans" w:hAnsi="Liberation Sans" w:eastAsia="Liberation Sans"/>
           <w:b w:val="0"/>
-          <w:color w:val="1A1A1A"/>
-          <w:sz w:val="17"/>
+          <w:sz w:val="18"/>
+          <w:lang w:val="en-US" w:eastAsia="en-US"/>
         </w:rPr>
         <w:t xml:space="preserve"> Evidence supports the claimed independence of review or oversight.</w:t>
       </w:r>
     </w:p>
     <w:p>
       <w:pPr>
-        <w:spacing w:line="252" w:lineRule="auto" w:before="0" w:after="72"/>
-        <w:ind w:left="329" w:hanging="238"/>
+        <w:spacing w:before="0" w:after="40"/>
+        <w:ind w:left="0" w:firstLine="0"/>
       </w:pPr>
       <w:sdt>
         <w:sdtPr>
@@ -1444,18 +1174,18 @@
       </w:sdt>
       <w:r>
         <w:rPr>
-          <w:rFonts w:ascii="Aptos" w:hAnsi="Aptos" w:eastAsia="Yu Gothic"/>
+          <w:rFonts w:ascii="Liberation Sans" w:hAnsi="Liberation Sans" w:eastAsia="Liberation Sans"/>
           <w:b w:val="0"/>
-          <w:color w:val="1A1A1A"/>
-          <w:sz w:val="17"/>
+          <w:sz w:val="18"/>
+          <w:lang w:val="en-US" w:eastAsia="en-US"/>
         </w:rPr>
         <w:t xml:space="preserve"> Evidence shows that information access was sufficient for meaningful refusal.</w:t>
       </w:r>
     </w:p>
     <w:p>
       <w:pPr>
-        <w:spacing w:line="252" w:lineRule="auto" w:before="0" w:after="72"/>
-        <w:ind w:left="329" w:hanging="238"/>
+        <w:spacing w:before="0" w:after="40"/>
+        <w:ind w:left="0" w:firstLine="0"/>
       </w:pPr>
       <w:sdt>
         <w:sdtPr>
@@ -1475,18 +1205,18 @@
       </w:sdt>
       <w:r>
         <w:rPr>
-          <w:rFonts w:ascii="Aptos" w:hAnsi="Aptos" w:eastAsia="Yu Gothic"/>
+          <w:rFonts w:ascii="Liberation Sans" w:hAnsi="Liberation Sans" w:eastAsia="Liberation Sans"/>
           <w:b w:val="0"/>
-          <w:color w:val="1A1A1A"/>
-          <w:sz w:val="17"/>
+          <w:sz w:val="18"/>
+          <w:lang w:val="en-US" w:eastAsia="en-US"/>
         </w:rPr>
         <w:t xml:space="preserve"> Evidence shows that dependency did not make refusal impractical.</w:t>
       </w:r>
     </w:p>
     <w:p>
       <w:pPr>
-        <w:spacing w:line="252" w:lineRule="auto" w:before="0" w:after="72"/>
-        <w:ind w:left="329" w:hanging="238"/>
+        <w:spacing w:before="0" w:after="40"/>
+        <w:ind w:left="0" w:firstLine="0"/>
       </w:pPr>
       <w:sdt>
         <w:sdtPr>
@@ -1506,18 +1236,18 @@
       </w:sdt>
       <w:r>
         <w:rPr>
-          <w:rFonts w:ascii="Aptos" w:hAnsi="Aptos" w:eastAsia="Yu Gothic"/>
+          <w:rFonts w:ascii="Liberation Sans" w:hAnsi="Liberation Sans" w:eastAsia="Liberation Sans"/>
           <w:b w:val="0"/>
-          <w:color w:val="1A1A1A"/>
-          <w:sz w:val="17"/>
+          <w:sz w:val="18"/>
+          <w:lang w:val="en-US" w:eastAsia="en-US"/>
         </w:rPr>
         <w:t xml:space="preserve"> Evidence shows that institutional review was not captured, bypassed, overloaded, or constrained.</w:t>
       </w:r>
     </w:p>
     <w:p>
       <w:pPr>
-        <w:spacing w:line="252" w:lineRule="auto" w:before="0" w:after="72"/>
-        <w:ind w:left="329" w:hanging="238"/>
+        <w:spacing w:before="0" w:after="40"/>
+        <w:ind w:left="0" w:firstLine="0"/>
       </w:pPr>
       <w:sdt>
         <w:sdtPr>
@@ -1537,10 +1267,10 @@
       </w:sdt>
       <w:r>
         <w:rPr>
-          <w:rFonts w:ascii="Aptos" w:hAnsi="Aptos" w:eastAsia="Yu Gothic"/>
+          <w:rFonts w:ascii="Liberation Sans" w:hAnsi="Liberation Sans" w:eastAsia="Liberation Sans"/>
           <w:b w:val="0"/>
-          <w:color w:val="1A1A1A"/>
-          <w:sz w:val="17"/>
+          <w:sz w:val="18"/>
+          <w:lang w:val="en-US" w:eastAsia="en-US"/>
         </w:rPr>
         <w:t xml:space="preserve"> If evidence is absent, the absence is treated as unresolved rather than permission.</w:t>
       </w:r>
@@ -1548,26 +1278,22 @@
     <w:p>
       <w:pPr>
         <w:pStyle w:val="Heading2"/>
-        <w:spacing w:line="252" w:lineRule="auto" w:before="120" w:after="60"/>
-        <w:shd w:fill="F2F6FA"/>
-        <w:pBdr>
-          <w:bottom w:val="single" w:sz="6" w:space="2" w:color="D8E1EA"/>
-        </w:pBdr>
+        <w:spacing w:before="100" w:after="40"/>
       </w:pPr>
       <w:r>
         <w:rPr>
-          <w:rFonts w:ascii="Aptos" w:hAnsi="Aptos" w:eastAsia="Yu Gothic"/>
+          <w:rFonts w:ascii="Liberation Sans" w:hAnsi="Liberation Sans" w:eastAsia="Liberation Sans"/>
           <w:b/>
-          <w:color w:val="1F4E79"/>
           <w:sz w:val="20"/>
+          <w:lang w:val="en-US" w:eastAsia="en-US"/>
         </w:rPr>
         <w:t>Review Finding</w:t>
       </w:r>
     </w:p>
     <w:p>
       <w:pPr>
-        <w:spacing w:line="252" w:lineRule="auto" w:before="0" w:after="72"/>
-        <w:ind w:left="329" w:hanging="238"/>
+        <w:spacing w:before="0" w:after="40"/>
+        <w:ind w:left="0" w:firstLine="0"/>
       </w:pPr>
       <w:sdt>
         <w:sdtPr>
@@ -1587,18 +1313,18 @@
       </w:sdt>
       <w:r>
         <w:rPr>
-          <w:rFonts w:ascii="Aptos" w:hAnsi="Aptos" w:eastAsia="Yu Gothic"/>
+          <w:rFonts w:ascii="Liberation Sans" w:hAnsi="Liberation Sans" w:eastAsia="Liberation Sans"/>
           <w:b w:val="0"/>
-          <w:color w:val="1A1A1A"/>
-          <w:sz w:val="17"/>
+          <w:sz w:val="18"/>
+          <w:lang w:val="en-US" w:eastAsia="en-US"/>
         </w:rPr>
         <w:t xml:space="preserve"> Finding: Effective human refusal remained possible before irreversibility.</w:t>
       </w:r>
     </w:p>
     <w:p>
       <w:pPr>
-        <w:spacing w:line="252" w:lineRule="auto" w:before="0" w:after="72"/>
-        <w:ind w:left="329" w:hanging="238"/>
+        <w:spacing w:before="0" w:after="40"/>
+        <w:ind w:left="0" w:firstLine="0"/>
       </w:pPr>
       <w:sdt>
         <w:sdtPr>
@@ -1618,18 +1344,18 @@
       </w:sdt>
       <w:r>
         <w:rPr>
-          <w:rFonts w:ascii="Aptos" w:hAnsi="Aptos" w:eastAsia="Yu Gothic"/>
+          <w:rFonts w:ascii="Liberation Sans" w:hAnsi="Liberation Sans" w:eastAsia="Liberation Sans"/>
           <w:b w:val="0"/>
-          <w:color w:val="1A1A1A"/>
-          <w:sz w:val="17"/>
+          <w:sz w:val="18"/>
+          <w:lang w:val="en-US" w:eastAsia="en-US"/>
         </w:rPr>
         <w:t xml:space="preserve"> Finding: Effective human refusal did not remain possible before irreversibility.</w:t>
       </w:r>
     </w:p>
     <w:p>
       <w:pPr>
-        <w:spacing w:line="252" w:lineRule="auto" w:before="0" w:after="72"/>
-        <w:ind w:left="329" w:hanging="238"/>
+        <w:spacing w:before="0" w:after="40"/>
+        <w:ind w:left="0" w:firstLine="0"/>
       </w:pPr>
       <w:sdt>
         <w:sdtPr>
@@ -1649,18 +1375,18 @@
       </w:sdt>
       <w:r>
         <w:rPr>
-          <w:rFonts w:ascii="Aptos" w:hAnsi="Aptos" w:eastAsia="Yu Gothic"/>
+          <w:rFonts w:ascii="Liberation Sans" w:hAnsi="Liberation Sans" w:eastAsia="Liberation Sans"/>
           <w:b w:val="0"/>
-          <w:color w:val="1A1A1A"/>
-          <w:sz w:val="17"/>
+          <w:sz w:val="18"/>
+          <w:lang w:val="en-US" w:eastAsia="en-US"/>
         </w:rPr>
         <w:t xml:space="preserve"> Finding: Unknown / insufficient evidence.</w:t>
       </w:r>
     </w:p>
     <w:p>
       <w:pPr>
-        <w:spacing w:line="252" w:lineRule="auto" w:before="0" w:after="72"/>
-        <w:ind w:left="329" w:hanging="238"/>
+        <w:spacing w:before="0" w:after="40"/>
+        <w:ind w:left="0" w:firstLine="0"/>
       </w:pPr>
       <w:sdt>
         <w:sdtPr>
@@ -1680,18 +1406,18 @@
       </w:sdt>
       <w:r>
         <w:rPr>
-          <w:rFonts w:ascii="Aptos" w:hAnsi="Aptos" w:eastAsia="Yu Gothic"/>
+          <w:rFonts w:ascii="Liberation Sans" w:hAnsi="Liberation Sans" w:eastAsia="Liberation Sans"/>
           <w:b w:val="0"/>
-          <w:color w:val="1A1A1A"/>
-          <w:sz w:val="17"/>
+          <w:sz w:val="18"/>
+          <w:lang w:val="en-US" w:eastAsia="en-US"/>
         </w:rPr>
         <w:t xml:space="preserve"> If No or Unknown, the incident requires escalation under LUMINA-30.</w:t>
       </w:r>
     </w:p>
     <w:p>
       <w:pPr>
-        <w:spacing w:line="252" w:lineRule="auto" w:before="0" w:after="72"/>
-        <w:ind w:left="329" w:hanging="238"/>
+        <w:spacing w:before="0" w:after="40"/>
+        <w:ind w:left="0" w:firstLine="0"/>
       </w:pPr>
       <w:sdt>
         <w:sdtPr>
@@ -1711,10 +1437,10 @@
       </w:sdt>
       <w:r>
         <w:rPr>
-          <w:rFonts w:ascii="Aptos" w:hAnsi="Aptos" w:eastAsia="Yu Gothic"/>
+          <w:rFonts w:ascii="Liberation Sans" w:hAnsi="Liberation Sans" w:eastAsia="Liberation Sans"/>
           <w:b w:val="0"/>
-          <w:color w:val="1A1A1A"/>
-          <w:sz w:val="17"/>
+          <w:sz w:val="18"/>
+          <w:lang w:val="en-US" w:eastAsia="en-US"/>
         </w:rPr>
         <w:t xml:space="preserve"> Post-impact benefit, later consent, stabilization, or satisfaction was not used to validate boundary failure.</w:t>
       </w:r>
@@ -1722,397 +1448,102 @@
     <w:p>
       <w:pPr>
         <w:pStyle w:val="Heading1"/>
-        <w:spacing w:line="252" w:lineRule="auto" w:before="160" w:after="60"/>
-        <w:shd w:fill="EAF2F8"/>
-        <w:pBdr>
-          <w:bottom w:val="single" w:sz="8" w:space="2" w:color="9EADBD"/>
-        </w:pBdr>
+        <w:spacing w:before="160" w:after="60"/>
       </w:pPr>
       <w:r>
         <w:rPr>
-          <w:rFonts w:ascii="Aptos" w:hAnsi="Aptos" w:eastAsia="Yu Gothic"/>
+          <w:rFonts w:ascii="Liberation Sans" w:hAnsi="Liberation Sans" w:eastAsia="Liberation Sans"/>
           <w:b/>
-          <w:color w:val="1F4E79"/>
-          <w:sz w:val="21"/>
+          <w:sz w:val="22"/>
+          <w:lang w:val="en-US" w:eastAsia="en-US"/>
         </w:rPr>
         <w:t>Reviewer Notes</w:t>
       </w:r>
     </w:p>
     <w:tbl>
       <w:tblPr>
-        <w:tblStyle w:val="TableGrid"/>
-        <w:tblW w:type="pct" w:w="5000"/>
-        <w:jc w:val="center"/>
+        <w:tblW w:type="auto" w:w="0"/>
+        <w:tblLayout w:type="fixed"/>
         <w:tblLook w:firstColumn="1" w:firstRow="1" w:lastColumn="0" w:lastRow="0" w:noHBand="0" w:noVBand="1" w:val="04A0"/>
+        <w:tblBorders>
+          <w:top w:val="single" w:sz="6" w:space="0" w:color="A6A6A6"/>
+          <w:left w:val="single" w:sz="6" w:space="0" w:color="A6A6A6"/>
+          <w:bottom w:val="single" w:sz="6" w:space="0" w:color="A6A6A6"/>
+          <w:right w:val="single" w:sz="6" w:space="0" w:color="A6A6A6"/>
+          <w:insideH w:val="single" w:sz="6" w:space="0" w:color="A6A6A6"/>
+          <w:insideV w:val="single" w:sz="6" w:space="0" w:color="A6A6A6"/>
+        </w:tblBorders>
       </w:tblPr>
       <w:tblGrid>
-        <w:gridCol w:w="10262"/>
+        <w:gridCol w:w="10206"/>
       </w:tblGrid>
       <w:tr>
         <w:trPr>
-          <w:trHeight w:val="408" w:hRule="exact"/>
+          <w:trHeight w:val="1899" w:hRule="atLeast"/>
         </w:trPr>
         <w:tc>
           <w:tcPr>
-            <w:tcW w:type="dxa" w:w="10262"/>
-            <w:vAlign w:val="center"/>
-            <w:tcMar>
-              <w:top w:w="40" w:type="dxa"/>
-              <w:start w:w="100" w:type="dxa"/>
-              <w:bottom w:w="40" w:type="dxa"/>
-              <w:end w:w="100" w:type="dxa"/>
-            </w:tcMar>
-            <w:shd w:fill="FFFFFF"/>
+            <w:tcW w:type="dxa" w:w="10092"/>
+            <w:vAlign w:val="top"/>
           </w:tcPr>
           <w:p>
             <w:pPr>
-              <w:spacing w:after="0"/>
+              <w:spacing w:after="0" w:before="0"/>
+              <w:rPr>
+                <w:rFonts w:ascii="Liberation Sans" w:hAnsi="Liberation Sans" w:eastAsia="Liberation Sans"/>
+                <w:sz w:val="21"/>
+                <w:szCs w:val="21"/>
+                <w:lang w:val="en-US" w:eastAsia="en-US"/>
+              </w:rPr>
             </w:pPr>
-            <w:r>
-              <w:rPr>
-                <w:rFonts w:ascii="Aptos" w:hAnsi="Aptos" w:eastAsia="Yu Gothic"/>
-                <w:sz w:val="17"/>
-              </w:rPr>
-              <w:t xml:space="preserve"> </w:t>
-            </w:r>
-          </w:p>
-        </w:tc>
-      </w:tr>
-      <w:tr>
-        <w:trPr>
-          <w:trHeight w:val="408" w:hRule="exact"/>
-        </w:trPr>
-        <w:tc>
-          <w:tcPr>
-            <w:tcW w:type="dxa" w:w="10262"/>
-            <w:vAlign w:val="center"/>
-            <w:tcMar>
-              <w:top w:w="40" w:type="dxa"/>
-              <w:start w:w="100" w:type="dxa"/>
-              <w:bottom w:w="40" w:type="dxa"/>
-              <w:end w:w="100" w:type="dxa"/>
-            </w:tcMar>
-            <w:shd w:fill="FFFFFF"/>
-          </w:tcPr>
-          <w:p>
-            <w:pPr>
-              <w:spacing w:after="0"/>
-            </w:pPr>
-            <w:r>
-              <w:rPr>
-                <w:rFonts w:ascii="Aptos" w:hAnsi="Aptos" w:eastAsia="Yu Gothic"/>
-                <w:sz w:val="17"/>
-              </w:rPr>
-              <w:t xml:space="preserve"> </w:t>
-            </w:r>
-          </w:p>
-        </w:tc>
-      </w:tr>
-      <w:tr>
-        <w:trPr>
-          <w:trHeight w:val="408" w:hRule="exact"/>
-        </w:trPr>
-        <w:tc>
-          <w:tcPr>
-            <w:tcW w:type="dxa" w:w="10262"/>
-            <w:vAlign w:val="center"/>
-            <w:tcMar>
-              <w:top w:w="40" w:type="dxa"/>
-              <w:start w:w="100" w:type="dxa"/>
-              <w:bottom w:w="40" w:type="dxa"/>
-              <w:end w:w="100" w:type="dxa"/>
-            </w:tcMar>
-            <w:shd w:fill="FFFFFF"/>
-          </w:tcPr>
-          <w:p>
-            <w:pPr>
-              <w:spacing w:after="0"/>
-            </w:pPr>
-            <w:r>
-              <w:rPr>
-                <w:rFonts w:ascii="Aptos" w:hAnsi="Aptos" w:eastAsia="Yu Gothic"/>
-                <w:sz w:val="17"/>
-              </w:rPr>
-              <w:t xml:space="preserve"> </w:t>
-            </w:r>
-          </w:p>
-        </w:tc>
-      </w:tr>
-      <w:tr>
-        <w:trPr>
-          <w:trHeight w:val="408" w:hRule="exact"/>
-        </w:trPr>
-        <w:tc>
-          <w:tcPr>
-            <w:tcW w:type="dxa" w:w="10262"/>
-            <w:vAlign w:val="center"/>
-            <w:tcMar>
-              <w:top w:w="40" w:type="dxa"/>
-              <w:start w:w="100" w:type="dxa"/>
-              <w:bottom w:w="40" w:type="dxa"/>
-              <w:end w:w="100" w:type="dxa"/>
-            </w:tcMar>
-            <w:shd w:fill="FFFFFF"/>
-          </w:tcPr>
-          <w:p>
-            <w:pPr>
-              <w:spacing w:after="0"/>
-            </w:pPr>
-            <w:r>
-              <w:rPr>
-                <w:rFonts w:ascii="Aptos" w:hAnsi="Aptos" w:eastAsia="Yu Gothic"/>
-                <w:sz w:val="17"/>
-              </w:rPr>
-              <w:t xml:space="preserve"> </w:t>
-            </w:r>
-          </w:p>
-        </w:tc>
-      </w:tr>
-      <w:tr>
-        <w:trPr>
-          <w:trHeight w:val="408" w:hRule="exact"/>
-        </w:trPr>
-        <w:tc>
-          <w:tcPr>
-            <w:tcW w:type="dxa" w:w="10262"/>
-            <w:vAlign w:val="center"/>
-            <w:tcMar>
-              <w:top w:w="40" w:type="dxa"/>
-              <w:start w:w="100" w:type="dxa"/>
-              <w:bottom w:w="40" w:type="dxa"/>
-              <w:end w:w="100" w:type="dxa"/>
-            </w:tcMar>
-            <w:shd w:fill="FFFFFF"/>
-          </w:tcPr>
-          <w:p>
-            <w:pPr>
-              <w:spacing w:after="0"/>
-            </w:pPr>
-            <w:r>
-              <w:rPr>
-                <w:rFonts w:ascii="Aptos" w:hAnsi="Aptos" w:eastAsia="Yu Gothic"/>
-                <w:sz w:val="17"/>
-              </w:rPr>
-              <w:t xml:space="preserve"> </w:t>
-            </w:r>
-          </w:p>
-        </w:tc>
-      </w:tr>
-      <w:tr>
-        <w:trPr>
-          <w:trHeight w:val="408" w:hRule="exact"/>
-        </w:trPr>
-        <w:tc>
-          <w:tcPr>
-            <w:tcW w:type="dxa" w:w="10262"/>
-            <w:vAlign w:val="center"/>
-            <w:tcMar>
-              <w:top w:w="40" w:type="dxa"/>
-              <w:start w:w="100" w:type="dxa"/>
-              <w:bottom w:w="40" w:type="dxa"/>
-              <w:end w:w="100" w:type="dxa"/>
-            </w:tcMar>
-            <w:shd w:fill="FFFFFF"/>
-          </w:tcPr>
-          <w:p>
-            <w:pPr>
-              <w:spacing w:after="0"/>
-            </w:pPr>
-            <w:r>
-              <w:rPr>
-                <w:rFonts w:ascii="Aptos" w:hAnsi="Aptos" w:eastAsia="Yu Gothic"/>
-                <w:sz w:val="17"/>
-              </w:rPr>
-              <w:t xml:space="preserve"> </w:t>
-            </w:r>
-          </w:p>
-        </w:tc>
-      </w:tr>
-      <w:tr>
-        <w:trPr>
-          <w:trHeight w:val="408" w:hRule="exact"/>
-        </w:trPr>
-        <w:tc>
-          <w:tcPr>
-            <w:tcW w:type="dxa" w:w="10262"/>
-            <w:vAlign w:val="center"/>
-            <w:tcMar>
-              <w:top w:w="40" w:type="dxa"/>
-              <w:start w:w="100" w:type="dxa"/>
-              <w:bottom w:w="40" w:type="dxa"/>
-              <w:end w:w="100" w:type="dxa"/>
-            </w:tcMar>
-            <w:shd w:fill="FFFFFF"/>
-          </w:tcPr>
-          <w:p>
-            <w:pPr>
-              <w:spacing w:after="0"/>
-            </w:pPr>
-            <w:r>
-              <w:rPr>
-                <w:rFonts w:ascii="Aptos" w:hAnsi="Aptos" w:eastAsia="Yu Gothic"/>
-                <w:sz w:val="17"/>
-              </w:rPr>
-              <w:t xml:space="preserve"> </w:t>
-            </w:r>
-          </w:p>
-        </w:tc>
-      </w:tr>
-      <w:tr>
-        <w:trPr>
-          <w:trHeight w:val="408" w:hRule="exact"/>
-        </w:trPr>
-        <w:tc>
-          <w:tcPr>
-            <w:tcW w:type="dxa" w:w="10262"/>
-            <w:vAlign w:val="center"/>
-            <w:tcMar>
-              <w:top w:w="40" w:type="dxa"/>
-              <w:start w:w="100" w:type="dxa"/>
-              <w:bottom w:w="40" w:type="dxa"/>
-              <w:end w:w="100" w:type="dxa"/>
-            </w:tcMar>
-            <w:shd w:fill="FFFFFF"/>
-          </w:tcPr>
-          <w:p>
-            <w:pPr>
-              <w:spacing w:after="0"/>
-            </w:pPr>
-            <w:r>
-              <w:rPr>
-                <w:rFonts w:ascii="Aptos" w:hAnsi="Aptos" w:eastAsia="Yu Gothic"/>
-                <w:sz w:val="17"/>
-              </w:rPr>
-              <w:t xml:space="preserve"> </w:t>
-            </w:r>
-          </w:p>
-        </w:tc>
-      </w:tr>
-      <w:tr>
-        <w:trPr>
-          <w:trHeight w:val="408" w:hRule="exact"/>
-        </w:trPr>
-        <w:tc>
-          <w:tcPr>
-            <w:tcW w:type="dxa" w:w="10262"/>
-            <w:vAlign w:val="center"/>
-            <w:tcMar>
-              <w:top w:w="40" w:type="dxa"/>
-              <w:start w:w="100" w:type="dxa"/>
-              <w:bottom w:w="40" w:type="dxa"/>
-              <w:end w:w="100" w:type="dxa"/>
-            </w:tcMar>
-            <w:shd w:fill="FFFFFF"/>
-          </w:tcPr>
-          <w:p>
-            <w:pPr>
-              <w:spacing w:after="0"/>
-            </w:pPr>
-            <w:r>
-              <w:rPr>
-                <w:rFonts w:ascii="Aptos" w:hAnsi="Aptos" w:eastAsia="Yu Gothic"/>
-                <w:sz w:val="17"/>
-              </w:rPr>
-              <w:t xml:space="preserve"> </w:t>
-            </w:r>
-          </w:p>
-        </w:tc>
-      </w:tr>
-      <w:tr>
-        <w:trPr>
-          <w:trHeight w:val="408" w:hRule="exact"/>
-        </w:trPr>
-        <w:tc>
-          <w:tcPr>
-            <w:tcW w:type="dxa" w:w="10262"/>
-            <w:vAlign w:val="center"/>
-            <w:tcMar>
-              <w:top w:w="40" w:type="dxa"/>
-              <w:start w:w="100" w:type="dxa"/>
-              <w:bottom w:w="40" w:type="dxa"/>
-              <w:end w:w="100" w:type="dxa"/>
-            </w:tcMar>
-            <w:shd w:fill="FFFFFF"/>
-          </w:tcPr>
-          <w:p>
-            <w:pPr>
-              <w:spacing w:after="0"/>
-            </w:pPr>
-            <w:r>
-              <w:rPr>
-                <w:rFonts w:ascii="Aptos" w:hAnsi="Aptos" w:eastAsia="Yu Gothic"/>
-                <w:sz w:val="17"/>
-              </w:rPr>
-              <w:t xml:space="preserve"> </w:t>
-            </w:r>
-          </w:p>
-        </w:tc>
-      </w:tr>
-      <w:tr>
-        <w:trPr>
-          <w:trHeight w:val="408" w:hRule="exact"/>
-        </w:trPr>
-        <w:tc>
-          <w:tcPr>
-            <w:tcW w:type="dxa" w:w="10262"/>
-            <w:vAlign w:val="center"/>
-            <w:tcMar>
-              <w:top w:w="40" w:type="dxa"/>
-              <w:start w:w="100" w:type="dxa"/>
-              <w:bottom w:w="40" w:type="dxa"/>
-              <w:end w:w="100" w:type="dxa"/>
-            </w:tcMar>
-            <w:shd w:fill="FFFFFF"/>
-          </w:tcPr>
-          <w:p>
-            <w:pPr>
-              <w:spacing w:after="0"/>
-            </w:pPr>
-            <w:r>
-              <w:rPr>
-                <w:rFonts w:ascii="Aptos" w:hAnsi="Aptos" w:eastAsia="Yu Gothic"/>
-                <w:sz w:val="17"/>
-              </w:rPr>
-              <w:t xml:space="preserve"> </w:t>
-            </w:r>
-          </w:p>
-        </w:tc>
-      </w:tr>
-      <w:tr>
-        <w:trPr>
-          <w:trHeight w:val="408" w:hRule="exact"/>
-        </w:trPr>
-        <w:tc>
-          <w:tcPr>
-            <w:tcW w:type="dxa" w:w="10262"/>
-            <w:vAlign w:val="center"/>
-            <w:tcMar>
-              <w:top w:w="40" w:type="dxa"/>
-              <w:start w:w="100" w:type="dxa"/>
-              <w:bottom w:w="40" w:type="dxa"/>
-              <w:end w:w="100" w:type="dxa"/>
-            </w:tcMar>
-            <w:shd w:fill="FFFFFF"/>
-          </w:tcPr>
-          <w:p>
-            <w:pPr>
-              <w:spacing w:after="0"/>
-            </w:pPr>
-            <w:r>
-              <w:rPr>
-                <w:rFonts w:ascii="Aptos" w:hAnsi="Aptos" w:eastAsia="Yu Gothic"/>
-                <w:sz w:val="17"/>
-              </w:rPr>
-              <w:t xml:space="preserve"> </w:t>
-            </w:r>
           </w:p>
         </w:tc>
       </w:tr>
     </w:tbl>
+    <w:p>
+      <w:pPr>
+        <w:spacing w:after="0" w:before="0"/>
+      </w:pPr>
+      <w:r>
+        <w:t xml:space="preserve">                                                                                                                        </w:t>
+      </w:r>
+    </w:p>
+    <w:p>
+      <w:pPr>
+        <w:spacing w:after="0" w:before="0"/>
+      </w:pPr>
+      <w:r>
+        <w:t xml:space="preserve">                                                                                                                        </w:t>
+      </w:r>
+    </w:p>
+    <w:p>
+      <w:pPr>
+        <w:spacing w:after="0" w:before="0"/>
+      </w:pPr>
+      <w:r>
+        <w:t xml:space="preserve">                                                                                                                        </w:t>
+      </w:r>
+    </w:p>
+    <w:p>
+      <w:pPr>
+        <w:spacing w:after="0" w:before="0"/>
+      </w:pPr>
+      <w:r>
+        <w:t xml:space="preserve">                                                                                                                        </w:t>
+      </w:r>
+    </w:p>
+    <w:p>
+      <w:pPr>
+        <w:spacing w:after="0" w:before="0"/>
+      </w:pPr>
+      <w:r>
+        <w:t xml:space="preserve">                                                                                                                        </w:t>
+      </w:r>
+    </w:p>
     <w:sectPr>
       <w:footerReference w:type="default" r:id="rId9"/>
       <w:pgSz w:w="11906" w:h="16838"/>
-      <w:pgMar w:top="765" w:right="822" w:bottom="765" w:left="822" w:header="720" w:footer="720" w:gutter="0"/>
+      <w:pgMar w:top="765" w:right="850" w:bottom="765" w:left="850" w:header="720" w:footer="720" w:gutter="0"/>
       <w:cols w:space="720"/>
       <w:docGrid w:linePitch="360"/>
     </w:sectPr>
@@ -2129,11 +1560,9 @@
     </w:pPr>
     <w:r>
       <w:rPr>
-        <w:rFonts w:ascii="Aptos" w:hAnsi="Aptos" w:eastAsia="Yu Gothic"/>
-        <w:color w:val="777777"/>
-        <w:sz w:val="15"/>
-      </w:rPr>
-      <w:t>LUMINA-30 FRM Practical Sheet | Non-certification reference form</w:t>
+        <w:sz w:val="14"/>
+      </w:rPr>
+      <w:t>Derived from LUMINA-30 Boundary Kernel v1.2.1. Form v1.0.1 / May 2026. This form does not certify system safety and does not replace PCR-C.</w:t>
     </w:r>
   </w:p>
 </w:ftr>
@@ -2502,12 +1931,9 @@
     <w:name w:val="Normal"/>
     <w:qFormat/>
     <w:rsid w:val="00FC693F"/>
-    <w:pPr>
-      <w:spacing w:after="44" w:line="252" w:lineRule="auto"/>
-    </w:pPr>
     <w:rPr>
-      <w:rFonts w:ascii="Aptos" w:hAnsi="Aptos" w:eastAsia="Yu Gothic"/>
-      <w:sz w:val="18"/>
+      <w:rFonts w:ascii="Liberation Sans" w:hAnsi="Liberation Sans" w:eastAsia="Liberation Sans"/>
+      <w:sz w:val="21"/>
     </w:rPr>
   </w:style>
   <w:style w:type="paragraph" w:styleId="Header">
@@ -2569,10 +1995,10 @@
       <w:outlineLvl w:val="0"/>
     </w:pPr>
     <w:rPr>
-      <w:rFonts w:asciiTheme="majorHAnsi" w:eastAsiaTheme="majorEastAsia" w:hAnsiTheme="majorHAnsi" w:cstheme="majorBidi" w:ascii="Aptos Display" w:hAnsi="Aptos Display" w:eastAsia="Yu Gothic"/>
+      <w:rFonts w:asciiTheme="majorHAnsi" w:eastAsiaTheme="majorEastAsia" w:hAnsiTheme="majorHAnsi" w:cstheme="majorBidi" w:ascii="Arial" w:hAnsi="Arial"/>
       <w:b/>
       <w:bCs/>
-      <w:color w:val="1F4E79"/>
+      <w:color w:val="365F91" w:themeColor="accent1" w:themeShade="BF"/>
       <w:sz w:val="32"/>
       <w:szCs w:val="28"/>
     </w:rPr>
@@ -2593,10 +2019,10 @@
       <w:outlineLvl w:val="1"/>
     </w:pPr>
     <w:rPr>
-      <w:rFonts w:asciiTheme="majorHAnsi" w:eastAsiaTheme="majorEastAsia" w:hAnsiTheme="majorHAnsi" w:cstheme="majorBidi" w:ascii="Aptos" w:hAnsi="Aptos" w:eastAsia="Yu Gothic"/>
+      <w:rFonts w:asciiTheme="majorHAnsi" w:eastAsiaTheme="majorEastAsia" w:hAnsiTheme="majorHAnsi" w:cstheme="majorBidi" w:ascii="Arial" w:hAnsi="Arial"/>
       <w:b/>
       <w:bCs/>
-      <w:color w:val="1F4E79"/>
+      <w:color w:val="4F81BD" w:themeColor="accent1"/>
       <w:sz w:val="24"/>
       <w:szCs w:val="26"/>
     </w:rPr>
@@ -2617,10 +2043,10 @@
       <w:outlineLvl w:val="2"/>
     </w:pPr>
     <w:rPr>
-      <w:rFonts w:asciiTheme="majorHAnsi" w:eastAsiaTheme="majorEastAsia" w:hAnsiTheme="majorHAnsi" w:cstheme="majorBidi" w:ascii="Aptos" w:hAnsi="Aptos" w:eastAsia="Yu Gothic"/>
+      <w:rFonts w:asciiTheme="majorHAnsi" w:eastAsiaTheme="majorEastAsia" w:hAnsiTheme="majorHAnsi" w:cstheme="majorBidi"/>
       <w:b/>
       <w:bCs/>
-      <w:color w:val="1F4E79"/>
+      <w:color w:val="4F81BD" w:themeColor="accent1"/>
     </w:rPr>
   </w:style>
   <w:style w:type="paragraph" w:styleId="Heading4">
